--- a/Topshiriqlar 2025-2026/Bajarilgan topshiriqlar/4.10 mustaqil talim/Suniy_Norov/Suniy_mt1.docx
+++ b/Topshiriqlar 2025-2026/Bajarilgan topshiriqlar/4.10 mustaqil talim/Suniy_Norov/Suniy_mt1.docx
@@ -1,10 +1,9 @@
 
 <file path=word/document.xml><?xml version="1.0" encoding="utf-8"?>
-<w:document xmlns:wpc="http://schemas.microsoft.com/office/word/2010/wordprocessingCanvas" xmlns:mc="http://schemas.openxmlformats.org/markup-compatibility/2006" xmlns:o="urn:schemas-microsoft-com:office:office" xmlns:r="http://schemas.openxmlformats.org/officeDocument/2006/relationships" xmlns:m="http://schemas.openxmlformats.org/officeDocument/2006/math" xmlns:v="urn:schemas-microsoft-com:vml" xmlns:wp14="http://schemas.microsoft.com/office/word/2010/wordprocessingDrawing" xmlns:wp="http://schemas.openxmlformats.org/drawingml/2006/wordprocessingDrawing" xmlns:w="http://schemas.openxmlformats.org/wordprocessingml/2006/main" xmlns:w14="http://schemas.microsoft.com/office/word/2010/wordml" xmlns:w10="urn:schemas-microsoft-com:office:word" xmlns:w15="http://schemas.microsoft.com/office/word/2012/wordml" xmlns:wpg="http://schemas.microsoft.com/office/word/2010/wordprocessingGroup" xmlns:wpi="http://schemas.microsoft.com/office/word/2010/wordprocessingInk" xmlns:wne="http://schemas.microsoft.com/office/word/2006/wordml" xmlns:wps="http://schemas.microsoft.com/office/word/2010/wordprocessingShape" xmlns:wpsCustomData="http://www.wps.cn/officeDocument/2013/wpsCustomData" mc:Ignorable="w14 w15 wp14">
+<w:document xmlns:wpc="http://schemas.microsoft.com/office/word/2010/wordprocessingCanvas" xmlns:cx="http://schemas.microsoft.com/office/drawing/2014/chartex" xmlns:cx1="http://schemas.microsoft.com/office/drawing/2015/9/8/chartex" xmlns:cx2="http://schemas.microsoft.com/office/drawing/2015/10/21/chartex" xmlns:cx3="http://schemas.microsoft.com/office/drawing/2016/5/9/chartex" xmlns:cx4="http://schemas.microsoft.com/office/drawing/2016/5/10/chartex" xmlns:cx5="http://schemas.microsoft.com/office/drawing/2016/5/11/chartex" xmlns:cx6="http://schemas.microsoft.com/office/drawing/2016/5/12/chartex" xmlns:cx7="http://schemas.microsoft.com/office/drawing/2016/5/13/chartex" xmlns:cx8="http://schemas.microsoft.com/office/drawing/2016/5/14/chartex" xmlns:mc="http://schemas.openxmlformats.org/markup-compatibility/2006" xmlns:aink="http://schemas.microsoft.com/office/drawing/2016/ink" xmlns:am3d="http://schemas.microsoft.com/office/drawing/2017/model3d" xmlns:o="urn:schemas-microsoft-com:office:office" xmlns:r="http://schemas.openxmlformats.org/officeDocument/2006/relationships" xmlns:m="http://schemas.openxmlformats.org/officeDocument/2006/math" xmlns:v="urn:schemas-microsoft-com:vml" xmlns:wp14="http://schemas.microsoft.com/office/word/2010/wordprocessingDrawing" xmlns:wp="http://schemas.openxmlformats.org/drawingml/2006/wordprocessingDrawing" xmlns:w10="urn:schemas-microsoft-com:office:word" xmlns:w="http://schemas.openxmlformats.org/wordprocessingml/2006/main" xmlns:w14="http://schemas.microsoft.com/office/word/2010/wordml" xmlns:w15="http://schemas.microsoft.com/office/word/2012/wordml" xmlns:w16cex="http://schemas.microsoft.com/office/word/2018/wordml/cex" xmlns:w16cid="http://schemas.microsoft.com/office/word/2016/wordml/cid" xmlns:w16="http://schemas.microsoft.com/office/word/2018/wordml" xmlns:w16sdtdh="http://schemas.microsoft.com/office/word/2020/wordml/sdtdatahash" xmlns:w16se="http://schemas.microsoft.com/office/word/2015/wordml/symex" xmlns:wpg="http://schemas.microsoft.com/office/word/2010/wordprocessingGroup" xmlns:wpi="http://schemas.microsoft.com/office/word/2010/wordprocessingInk" xmlns:wne="http://schemas.microsoft.com/office/word/2006/wordml" xmlns:wps="http://schemas.microsoft.com/office/word/2010/wordprocessingShape" mc:Ignorable="w14 w15 w16se w16cid w16 w16cex w16sdtdh wp14">
   <w:body>
     <w:p>
       <w:pPr>
-        <w:spacing w:after="0"/>
         <w:jc w:val="center"/>
         <w:rPr>
           <w:rFonts w:ascii="Times New Roman" w:hAnsi="Times New Roman" w:cs="Times New Roman"/>
@@ -25,7 +24,6 @@
     </w:p>
     <w:p>
       <w:pPr>
-        <w:spacing w:after="0"/>
         <w:jc w:val="center"/>
         <w:rPr>
           <w:rFonts w:ascii="Times New Roman" w:hAnsi="Times New Roman" w:cs="Times New Roman"/>
@@ -54,12 +52,13 @@
       </w:pPr>
       <w:r>
         <w:rPr>
+          <w:noProof/>
           <w:sz w:val="40"/>
           <w:szCs w:val="40"/>
           <w:lang w:val="uz-Latn-UZ"/>
         </w:rPr>
         <w:drawing>
-          <wp:inline distT="0" distB="0" distL="0" distR="0">
+          <wp:inline distT="0" distB="0" distL="0" distR="0" wp14:anchorId="4B76B956" wp14:editId="24B0E918">
             <wp:extent cx="2530475" cy="2530475"/>
             <wp:effectExtent l="0" t="0" r="0" b="0"/>
             <wp:docPr id="2" name="Рисунок 2"/>
@@ -76,7 +75,7 @@
                     </pic:cNvPicPr>
                   </pic:nvPicPr>
                   <pic:blipFill>
-                    <a:blip r:embed="rId5" cstate="print">
+                    <a:blip r:embed="rId7" cstate="print">
                       <a:extLst>
                         <a:ext uri="{28A0092B-C50C-407E-A947-70E740481C1C}">
                           <a14:useLocalDpi xmlns:a14="http://schemas.microsoft.com/office/drawing/2010/main" val="0"/>
@@ -140,7 +139,7 @@
     </w:p>
     <w:p>
       <w:pPr>
-        <w:spacing w:after="0" w:line="360" w:lineRule="auto"/>
+        <w:spacing w:line="360" w:lineRule="auto"/>
         <w:jc w:val="center"/>
         <w:rPr>
           <w:rFonts w:ascii="Times New Roman" w:hAnsi="Times New Roman" w:cs="Times New Roman"/>
@@ -152,7 +151,7 @@
     </w:p>
     <w:p>
       <w:pPr>
-        <w:spacing w:after="0" w:line="360" w:lineRule="auto"/>
+        <w:spacing w:line="360" w:lineRule="auto"/>
         <w:jc w:val="center"/>
         <w:rPr>
           <w:rFonts w:ascii="Times New Roman" w:hAnsi="Times New Roman" w:cs="Times New Roman"/>
@@ -173,7 +172,6 @@
     </w:p>
     <w:p>
       <w:pPr>
-        <w:spacing w:line="240" w:lineRule="auto"/>
         <w:jc w:val="right"/>
         <w:rPr>
           <w:rFonts w:ascii="Times New Roman" w:hAnsi="Times New Roman" w:cs="Times New Roman"/>
@@ -189,7 +187,6 @@
     </w:p>
     <w:p>
       <w:pPr>
-        <w:spacing w:line="240" w:lineRule="auto"/>
         <w:jc w:val="right"/>
         <w:rPr>
           <w:rFonts w:ascii="Times New Roman" w:hAnsi="Times New Roman" w:cs="Times New Roman"/>
@@ -201,7 +198,6 @@
     </w:p>
     <w:p>
       <w:pPr>
-        <w:spacing w:line="240" w:lineRule="auto"/>
         <w:jc w:val="right"/>
         <w:rPr>
           <w:rFonts w:ascii="Times New Roman" w:hAnsi="Times New Roman" w:cs="Times New Roman"/>
@@ -213,7 +209,6 @@
     </w:p>
     <w:p>
       <w:pPr>
-        <w:spacing w:line="240" w:lineRule="auto"/>
         <w:jc w:val="right"/>
         <w:rPr>
           <w:rFonts w:ascii="Times New Roman" w:hAnsi="Times New Roman" w:cs="Times New Roman"/>
@@ -225,7 +220,6 @@
     </w:p>
     <w:p>
       <w:pPr>
-        <w:spacing w:line="240" w:lineRule="auto"/>
         <w:jc w:val="right"/>
         <w:rPr>
           <w:rFonts w:ascii="Times New Roman" w:hAnsi="Times New Roman" w:cs="Times New Roman"/>
@@ -246,13 +240,11 @@
     </w:p>
     <w:p>
       <w:pPr>
-        <w:spacing w:line="240" w:lineRule="auto"/>
         <w:jc w:val="right"/>
         <w:rPr>
-          <w:rFonts w:hint="default" w:ascii="Times New Roman" w:hAnsi="Times New Roman" w:cs="Times New Roman"/>
+          <w:rFonts w:ascii="Times New Roman" w:hAnsi="Times New Roman" w:cs="Times New Roman"/>
           <w:sz w:val="28"/>
           <w:szCs w:val="28"/>
-          <w:lang w:val="en-US"/>
         </w:rPr>
       </w:pPr>
       <w:r>
@@ -266,13 +258,22 @@
       </w:r>
       <w:r>
         <w:rPr>
-          <w:rFonts w:hint="default" w:ascii="Times New Roman" w:hAnsi="Times New Roman" w:cs="Times New Roman"/>
+          <w:rFonts w:ascii="Times New Roman" w:hAnsi="Times New Roman" w:cs="Times New Roman"/>
           <w:sz w:val="28"/>
           <w:szCs w:val="28"/>
-          <w:lang w:val="en-US"/>
-        </w:rPr>
-        <w:t xml:space="preserve"> Kursant</w:t>
-      </w:r>
+        </w:rPr>
+        <w:t xml:space="preserve"> </w:t>
+      </w:r>
+      <w:proofErr w:type="spellStart"/>
+      <w:r>
+        <w:rPr>
+          <w:rFonts w:ascii="Times New Roman" w:hAnsi="Times New Roman" w:cs="Times New Roman"/>
+          <w:sz w:val="28"/>
+          <w:szCs w:val="28"/>
+        </w:rPr>
+        <w:t>Kursant</w:t>
+      </w:r>
+      <w:proofErr w:type="spellEnd"/>
       <w:r>
         <w:rPr>
           <w:rFonts w:ascii="Times New Roman" w:hAnsi="Times New Roman" w:cs="Times New Roman"/>
@@ -282,25 +283,42 @@
         </w:rPr>
         <w:t xml:space="preserve"> </w:t>
       </w:r>
-      <w:r>
-        <w:rPr>
-          <w:rFonts w:hint="default" w:ascii="Times New Roman" w:hAnsi="Times New Roman" w:cs="Times New Roman"/>
+      <w:proofErr w:type="spellStart"/>
+      <w:r>
+        <w:rPr>
+          <w:rFonts w:ascii="Times New Roman" w:hAnsi="Times New Roman" w:cs="Times New Roman"/>
           <w:sz w:val="28"/>
           <w:szCs w:val="28"/>
-          <w:lang w:val="en-US"/>
-        </w:rPr>
-        <w:t>Norov Beksulton</w:t>
-      </w:r>
-    </w:p>
-    <w:p>
-      <w:pPr>
-        <w:spacing w:line="240" w:lineRule="auto"/>
-        <w:jc w:val="right"/>
-        <w:rPr>
-          <w:rFonts w:hint="default" w:ascii="Times New Roman" w:hAnsi="Times New Roman" w:cs="Times New Roman"/>
+        </w:rPr>
+        <w:t>Norov</w:t>
+      </w:r>
+      <w:proofErr w:type="spellEnd"/>
+      <w:r>
+        <w:rPr>
+          <w:rFonts w:ascii="Times New Roman" w:hAnsi="Times New Roman" w:cs="Times New Roman"/>
           <w:sz w:val="28"/>
           <w:szCs w:val="28"/>
-          <w:lang w:val="en-US"/>
+        </w:rPr>
+        <w:t xml:space="preserve"> </w:t>
+      </w:r>
+      <w:proofErr w:type="spellStart"/>
+      <w:r>
+        <w:rPr>
+          <w:rFonts w:ascii="Times New Roman" w:hAnsi="Times New Roman" w:cs="Times New Roman"/>
+          <w:sz w:val="28"/>
+          <w:szCs w:val="28"/>
+        </w:rPr>
+        <w:t>Beksulton</w:t>
+      </w:r>
+      <w:proofErr w:type="spellEnd"/>
+    </w:p>
+    <w:p>
+      <w:pPr>
+        <w:jc w:val="right"/>
+        <w:rPr>
+          <w:rFonts w:ascii="Times New Roman" w:hAnsi="Times New Roman" w:cs="Times New Roman"/>
+          <w:sz w:val="28"/>
+          <w:szCs w:val="28"/>
         </w:rPr>
       </w:pPr>
       <w:r>
@@ -314,13 +332,22 @@
       </w:r>
       <w:r>
         <w:rPr>
-          <w:rFonts w:hint="default" w:ascii="Times New Roman" w:hAnsi="Times New Roman" w:cs="Times New Roman"/>
+          <w:rFonts w:ascii="Times New Roman" w:hAnsi="Times New Roman" w:cs="Times New Roman"/>
           <w:sz w:val="28"/>
           <w:szCs w:val="28"/>
-          <w:lang w:val="en-US"/>
-        </w:rPr>
-        <w:t xml:space="preserve"> Kapitan</w:t>
-      </w:r>
+        </w:rPr>
+        <w:t xml:space="preserve"> </w:t>
+      </w:r>
+      <w:proofErr w:type="spellStart"/>
+      <w:r>
+        <w:rPr>
+          <w:rFonts w:ascii="Times New Roman" w:hAnsi="Times New Roman" w:cs="Times New Roman"/>
+          <w:sz w:val="28"/>
+          <w:szCs w:val="28"/>
+        </w:rPr>
+        <w:t>Kapitan</w:t>
+      </w:r>
+      <w:proofErr w:type="spellEnd"/>
       <w:r>
         <w:rPr>
           <w:rFonts w:ascii="Times New Roman" w:hAnsi="Times New Roman" w:cs="Times New Roman"/>
@@ -330,19 +357,35 @@
         </w:rPr>
         <w:t xml:space="preserve"> Isakov M</w:t>
       </w:r>
-      <w:r>
-        <w:rPr>
-          <w:rFonts w:hint="default" w:ascii="Times New Roman" w:hAnsi="Times New Roman" w:cs="Times New Roman"/>
+      <w:proofErr w:type="spellStart"/>
+      <w:r>
+        <w:rPr>
+          <w:rFonts w:ascii="Times New Roman" w:hAnsi="Times New Roman" w:cs="Times New Roman"/>
           <w:sz w:val="28"/>
           <w:szCs w:val="28"/>
-          <w:lang w:val="en-US"/>
-        </w:rPr>
-        <w:t>uhriddin</w:t>
-      </w:r>
-    </w:p>
-    <w:p>
-      <w:pPr>
-        <w:spacing w:line="240" w:lineRule="auto"/>
+        </w:rPr>
+        <w:t>u</w:t>
+      </w:r>
+      <w:r>
+        <w:rPr>
+          <w:rFonts w:ascii="Times New Roman" w:hAnsi="Times New Roman" w:cs="Times New Roman"/>
+          <w:sz w:val="28"/>
+          <w:szCs w:val="28"/>
+        </w:rPr>
+        <w:t>x</w:t>
+      </w:r>
+      <w:r>
+        <w:rPr>
+          <w:rFonts w:ascii="Times New Roman" w:hAnsi="Times New Roman" w:cs="Times New Roman"/>
+          <w:sz w:val="28"/>
+          <w:szCs w:val="28"/>
+        </w:rPr>
+        <w:t>riddin</w:t>
+      </w:r>
+      <w:proofErr w:type="spellEnd"/>
+    </w:p>
+    <w:p>
+      <w:pPr>
         <w:jc w:val="center"/>
         <w:rPr>
           <w:rFonts w:ascii="Times New Roman" w:hAnsi="Times New Roman" w:cs="Open Sans"/>
@@ -353,12 +396,9 @@
           <w:lang w:val="uz-Latn-UZ"/>
         </w:rPr>
       </w:pPr>
-      <w:bookmarkStart w:id="0" w:name="_GoBack"/>
-      <w:bookmarkEnd w:id="0"/>
-    </w:p>
-    <w:p>
-      <w:pPr>
-        <w:spacing w:line="240" w:lineRule="auto"/>
+    </w:p>
+    <w:p>
+      <w:pPr>
         <w:jc w:val="center"/>
         <w:rPr>
           <w:rFonts w:ascii="Times New Roman" w:hAnsi="Times New Roman" w:cs="Open Sans"/>
@@ -372,7 +412,6 @@
     </w:p>
     <w:p>
       <w:pPr>
-        <w:spacing w:line="240" w:lineRule="auto"/>
         <w:jc w:val="center"/>
         <w:rPr>
           <w:rFonts w:ascii="Times New Roman" w:hAnsi="Times New Roman" w:cs="Open Sans"/>
@@ -386,7 +425,6 @@
     </w:p>
     <w:p>
       <w:pPr>
-        <w:spacing w:line="240" w:lineRule="auto"/>
         <w:jc w:val="center"/>
         <w:rPr>
           <w:rFonts w:ascii="Times New Roman" w:hAnsi="Times New Roman" w:cs="Open Sans"/>
@@ -400,7 +438,6 @@
     </w:p>
     <w:p>
       <w:pPr>
-        <w:spacing w:line="240" w:lineRule="auto"/>
         <w:jc w:val="center"/>
         <w:rPr>
           <w:rFonts w:ascii="Times New Roman" w:hAnsi="Times New Roman" w:cs="Open Sans"/>
@@ -414,7 +451,6 @@
     </w:p>
     <w:p>
       <w:pPr>
-        <w:spacing w:line="240" w:lineRule="auto"/>
         <w:jc w:val="center"/>
         <w:rPr>
           <w:rFonts w:ascii="Times New Roman" w:hAnsi="Times New Roman" w:cs="Open Sans"/>
@@ -428,7 +464,6 @@
     </w:p>
     <w:p>
       <w:pPr>
-        <w:spacing w:line="240" w:lineRule="auto"/>
         <w:jc w:val="center"/>
         <w:rPr>
           <w:rFonts w:ascii="Times New Roman" w:hAnsi="Times New Roman" w:cs="Open Sans"/>
@@ -442,7 +477,6 @@
     </w:p>
     <w:p>
       <w:pPr>
-        <w:spacing w:line="240" w:lineRule="auto"/>
         <w:jc w:val="center"/>
         <w:rPr>
           <w:rFonts w:ascii="Times New Roman" w:hAnsi="Times New Roman" w:cs="Open Sans"/>
@@ -453,18 +487,18 @@
           <w:lang w:val="uz-Latn-UZ"/>
         </w:rPr>
         <w:sectPr>
-          <w:footerReference r:id="rId3" w:type="default"/>
+          <w:footerReference w:type="default" r:id="rId8"/>
           <w:pgSz w:w="12240" w:h="15840"/>
           <w:pgMar w:top="1440" w:right="1440" w:bottom="1270" w:left="1440" w:header="708" w:footer="0" w:gutter="0"/>
           <w:pgBorders w:display="firstPage" w:offsetFrom="page">
-            <w:top w:val="twistedLines1" w:color="5F5F5F" w:sz="15" w:space="24"/>
-            <w:left w:val="twistedLines1" w:color="5F5F5F" w:sz="15" w:space="24"/>
-            <w:bottom w:val="twistedLines1" w:color="5F5F5F" w:sz="15" w:space="24"/>
-            <w:right w:val="twistedLines1" w:color="5F5F5F" w:sz="15" w:space="24"/>
+            <w:top w:val="twistedLines1" w:sz="15" w:space="24" w:color="5F5F5F"/>
+            <w:left w:val="twistedLines1" w:sz="15" w:space="24" w:color="5F5F5F"/>
+            <w:bottom w:val="twistedLines1" w:sz="15" w:space="24" w:color="5F5F5F"/>
+            <w:right w:val="twistedLines1" w:sz="15" w:space="24" w:color="5F5F5F"/>
           </w:pgBorders>
-          <w:cols w:space="708" w:num="1"/>
+          <w:cols w:space="708"/>
           <w:titlePg/>
-          <w:docGrid w:linePitch="360" w:charSpace="0"/>
+          <w:docGrid w:linePitch="360"/>
         </w:sectPr>
       </w:pPr>
       <w:r>
@@ -486,31 +520,384 @@
           <w:numId w:val="1"/>
         </w:numPr>
         <w:rPr>
-          <w:rFonts w:hint="default" w:ascii="Times New Roman" w:hAnsi="Times New Roman" w:cs="Times New Roman"/>
-          <w:sz w:val="32"/>
-          <w:szCs w:val="32"/>
-        </w:rPr>
-      </w:pPr>
-      <w:r>
-        <w:rPr>
-          <w:rFonts w:hint="default" w:ascii="Times New Roman" w:hAnsi="Times New Roman" w:eastAsia="SimSun" w:cs="Times New Roman"/>
-          <w:sz w:val="32"/>
-          <w:szCs w:val="32"/>
-        </w:rPr>
-        <w:t>Shaxmat doskasida 2 ta turli (x1,y1),(x2,y2) koordinatalari berilgan (1-8 oraliqda yotuvchi butun sonlar). Jumlani rostlikka tekshiring: "Farzin" bir yurishda bir maydondan ikkinchisiga o'ta oladi".</w:t>
-      </w:r>
-    </w:p>
-    <w:p>
-      <w:pPr>
-        <w:rPr>
-          <w:rFonts w:hint="default" w:ascii="Times New Roman" w:hAnsi="Times New Roman" w:cs="Times New Roman"/>
-          <w:sz w:val="32"/>
-          <w:szCs w:val="32"/>
-        </w:rPr>
-      </w:pPr>
-      <w:r>
-        <w:rPr>
-          <w:rFonts w:hint="default" w:ascii="Times New Roman" w:hAnsi="Times New Roman" w:cs="Times New Roman"/>
+          <w:rFonts w:ascii="Times New Roman" w:hAnsi="Times New Roman" w:cs="Times New Roman"/>
+          <w:sz w:val="32"/>
+          <w:szCs w:val="32"/>
+        </w:rPr>
+      </w:pPr>
+      <w:proofErr w:type="spellStart"/>
+      <w:r>
+        <w:rPr>
+          <w:rFonts w:ascii="Times New Roman" w:eastAsia="SimSun" w:hAnsi="Times New Roman" w:cs="Times New Roman"/>
+          <w:sz w:val="32"/>
+          <w:szCs w:val="32"/>
+        </w:rPr>
+        <w:lastRenderedPageBreak/>
+        <w:t>Shaxmat</w:t>
+      </w:r>
+      <w:proofErr w:type="spellEnd"/>
+      <w:r>
+        <w:rPr>
+          <w:rFonts w:ascii="Times New Roman" w:eastAsia="SimSun" w:hAnsi="Times New Roman" w:cs="Times New Roman"/>
+          <w:sz w:val="32"/>
+          <w:szCs w:val="32"/>
+        </w:rPr>
+        <w:t xml:space="preserve"> </w:t>
+      </w:r>
+      <w:proofErr w:type="spellStart"/>
+      <w:r>
+        <w:rPr>
+          <w:rFonts w:ascii="Times New Roman" w:eastAsia="SimSun" w:hAnsi="Times New Roman" w:cs="Times New Roman"/>
+          <w:sz w:val="32"/>
+          <w:szCs w:val="32"/>
+        </w:rPr>
+        <w:t>doskasida</w:t>
+      </w:r>
+      <w:proofErr w:type="spellEnd"/>
+      <w:r>
+        <w:rPr>
+          <w:rFonts w:ascii="Times New Roman" w:eastAsia="SimSun" w:hAnsi="Times New Roman" w:cs="Times New Roman"/>
+          <w:sz w:val="32"/>
+          <w:szCs w:val="32"/>
+        </w:rPr>
+        <w:t xml:space="preserve"> 2 ta </w:t>
+      </w:r>
+      <w:proofErr w:type="spellStart"/>
+      <w:r>
+        <w:rPr>
+          <w:rFonts w:ascii="Times New Roman" w:eastAsia="SimSun" w:hAnsi="Times New Roman" w:cs="Times New Roman"/>
+          <w:sz w:val="32"/>
+          <w:szCs w:val="32"/>
+        </w:rPr>
+        <w:t>turli</w:t>
+      </w:r>
+      <w:proofErr w:type="spellEnd"/>
+      <w:r>
+        <w:rPr>
+          <w:rFonts w:ascii="Times New Roman" w:eastAsia="SimSun" w:hAnsi="Times New Roman" w:cs="Times New Roman"/>
+          <w:sz w:val="32"/>
+          <w:szCs w:val="32"/>
+        </w:rPr>
+        <w:t xml:space="preserve"> (x1,y1),(x2,y2) </w:t>
+      </w:r>
+      <w:proofErr w:type="spellStart"/>
+      <w:r>
+        <w:rPr>
+          <w:rFonts w:ascii="Times New Roman" w:eastAsia="SimSun" w:hAnsi="Times New Roman" w:cs="Times New Roman"/>
+          <w:sz w:val="32"/>
+          <w:szCs w:val="32"/>
+        </w:rPr>
+        <w:t>koordinatalari</w:t>
+      </w:r>
+      <w:proofErr w:type="spellEnd"/>
+      <w:r>
+        <w:rPr>
+          <w:rFonts w:ascii="Times New Roman" w:eastAsia="SimSun" w:hAnsi="Times New Roman" w:cs="Times New Roman"/>
+          <w:sz w:val="32"/>
+          <w:szCs w:val="32"/>
+        </w:rPr>
+        <w:t xml:space="preserve"> </w:t>
+      </w:r>
+      <w:proofErr w:type="spellStart"/>
+      <w:r>
+        <w:rPr>
+          <w:rFonts w:ascii="Times New Roman" w:eastAsia="SimSun" w:hAnsi="Times New Roman" w:cs="Times New Roman"/>
+          <w:sz w:val="32"/>
+          <w:szCs w:val="32"/>
+        </w:rPr>
+        <w:t>berilgan</w:t>
+      </w:r>
+      <w:proofErr w:type="spellEnd"/>
+      <w:r>
+        <w:rPr>
+          <w:rFonts w:ascii="Times New Roman" w:eastAsia="SimSun" w:hAnsi="Times New Roman" w:cs="Times New Roman"/>
+          <w:sz w:val="32"/>
+          <w:szCs w:val="32"/>
+        </w:rPr>
+        <w:t xml:space="preserve"> (1-8 </w:t>
+      </w:r>
+      <w:proofErr w:type="spellStart"/>
+      <w:r>
+        <w:rPr>
+          <w:rFonts w:ascii="Times New Roman" w:eastAsia="SimSun" w:hAnsi="Times New Roman" w:cs="Times New Roman"/>
+          <w:sz w:val="32"/>
+          <w:szCs w:val="32"/>
+        </w:rPr>
+        <w:t>oraliqda</w:t>
+      </w:r>
+      <w:proofErr w:type="spellEnd"/>
+      <w:r>
+        <w:rPr>
+          <w:rFonts w:ascii="Times New Roman" w:eastAsia="SimSun" w:hAnsi="Times New Roman" w:cs="Times New Roman"/>
+          <w:sz w:val="32"/>
+          <w:szCs w:val="32"/>
+        </w:rPr>
+        <w:t xml:space="preserve"> </w:t>
+      </w:r>
+      <w:proofErr w:type="spellStart"/>
+      <w:r>
+        <w:rPr>
+          <w:rFonts w:ascii="Times New Roman" w:eastAsia="SimSun" w:hAnsi="Times New Roman" w:cs="Times New Roman"/>
+          <w:sz w:val="32"/>
+          <w:szCs w:val="32"/>
+        </w:rPr>
+        <w:t>yotuvchi</w:t>
+      </w:r>
+      <w:proofErr w:type="spellEnd"/>
+      <w:r>
+        <w:rPr>
+          <w:rFonts w:ascii="Times New Roman" w:eastAsia="SimSun" w:hAnsi="Times New Roman" w:cs="Times New Roman"/>
+          <w:sz w:val="32"/>
+          <w:szCs w:val="32"/>
+        </w:rPr>
+        <w:t xml:space="preserve"> </w:t>
+      </w:r>
+      <w:proofErr w:type="spellStart"/>
+      <w:r>
+        <w:rPr>
+          <w:rFonts w:ascii="Times New Roman" w:eastAsia="SimSun" w:hAnsi="Times New Roman" w:cs="Times New Roman"/>
+          <w:sz w:val="32"/>
+          <w:szCs w:val="32"/>
+        </w:rPr>
+        <w:t>butun</w:t>
+      </w:r>
+      <w:proofErr w:type="spellEnd"/>
+      <w:r>
+        <w:rPr>
+          <w:rFonts w:ascii="Times New Roman" w:eastAsia="SimSun" w:hAnsi="Times New Roman" w:cs="Times New Roman"/>
+          <w:sz w:val="32"/>
+          <w:szCs w:val="32"/>
+        </w:rPr>
+        <w:t xml:space="preserve"> </w:t>
+      </w:r>
+      <w:proofErr w:type="spellStart"/>
+      <w:r>
+        <w:rPr>
+          <w:rFonts w:ascii="Times New Roman" w:eastAsia="SimSun" w:hAnsi="Times New Roman" w:cs="Times New Roman"/>
+          <w:sz w:val="32"/>
+          <w:szCs w:val="32"/>
+        </w:rPr>
+        <w:t>sonlar</w:t>
+      </w:r>
+      <w:proofErr w:type="spellEnd"/>
+      <w:r>
+        <w:rPr>
+          <w:rFonts w:ascii="Times New Roman" w:eastAsia="SimSun" w:hAnsi="Times New Roman" w:cs="Times New Roman"/>
+          <w:sz w:val="32"/>
+          <w:szCs w:val="32"/>
+        </w:rPr>
+        <w:t xml:space="preserve">). </w:t>
+      </w:r>
+      <w:proofErr w:type="spellStart"/>
+      <w:r>
+        <w:rPr>
+          <w:rFonts w:ascii="Times New Roman" w:eastAsia="SimSun" w:hAnsi="Times New Roman" w:cs="Times New Roman"/>
+          <w:sz w:val="32"/>
+          <w:szCs w:val="32"/>
+        </w:rPr>
+        <w:t>Jumlani</w:t>
+      </w:r>
+      <w:proofErr w:type="spellEnd"/>
+      <w:r>
+        <w:rPr>
+          <w:rFonts w:ascii="Times New Roman" w:eastAsia="SimSun" w:hAnsi="Times New Roman" w:cs="Times New Roman"/>
+          <w:sz w:val="32"/>
+          <w:szCs w:val="32"/>
+        </w:rPr>
+        <w:t xml:space="preserve"> </w:t>
+      </w:r>
+      <w:proofErr w:type="spellStart"/>
+      <w:r>
+        <w:rPr>
+          <w:rFonts w:ascii="Times New Roman" w:eastAsia="SimSun" w:hAnsi="Times New Roman" w:cs="Times New Roman"/>
+          <w:sz w:val="32"/>
+          <w:szCs w:val="32"/>
+        </w:rPr>
+        <w:t>rostlikka</w:t>
+      </w:r>
+      <w:proofErr w:type="spellEnd"/>
+      <w:r>
+        <w:rPr>
+          <w:rFonts w:ascii="Times New Roman" w:eastAsia="SimSun" w:hAnsi="Times New Roman" w:cs="Times New Roman"/>
+          <w:sz w:val="32"/>
+          <w:szCs w:val="32"/>
+        </w:rPr>
+        <w:t xml:space="preserve"> </w:t>
+      </w:r>
+      <w:proofErr w:type="spellStart"/>
+      <w:r>
+        <w:rPr>
+          <w:rFonts w:ascii="Times New Roman" w:eastAsia="SimSun" w:hAnsi="Times New Roman" w:cs="Times New Roman"/>
+          <w:sz w:val="32"/>
+          <w:szCs w:val="32"/>
+        </w:rPr>
+        <w:t>tekshiring</w:t>
+      </w:r>
+      <w:proofErr w:type="spellEnd"/>
+      <w:r>
+        <w:rPr>
+          <w:rFonts w:ascii="Times New Roman" w:eastAsia="SimSun" w:hAnsi="Times New Roman" w:cs="Times New Roman"/>
+          <w:sz w:val="32"/>
+          <w:szCs w:val="32"/>
+        </w:rPr>
+        <w:t>: "</w:t>
+      </w:r>
+      <w:proofErr w:type="spellStart"/>
+      <w:r>
+        <w:rPr>
+          <w:rFonts w:ascii="Times New Roman" w:eastAsia="SimSun" w:hAnsi="Times New Roman" w:cs="Times New Roman"/>
+          <w:sz w:val="32"/>
+          <w:szCs w:val="32"/>
+        </w:rPr>
+        <w:t>Farzin</w:t>
+      </w:r>
+      <w:proofErr w:type="spellEnd"/>
+      <w:r>
+        <w:rPr>
+          <w:rFonts w:ascii="Times New Roman" w:eastAsia="SimSun" w:hAnsi="Times New Roman" w:cs="Times New Roman"/>
+          <w:sz w:val="32"/>
+          <w:szCs w:val="32"/>
+        </w:rPr>
+        <w:t xml:space="preserve">" </w:t>
+      </w:r>
+      <w:proofErr w:type="spellStart"/>
+      <w:r>
+        <w:rPr>
+          <w:rFonts w:ascii="Times New Roman" w:eastAsia="SimSun" w:hAnsi="Times New Roman" w:cs="Times New Roman"/>
+          <w:sz w:val="32"/>
+          <w:szCs w:val="32"/>
+        </w:rPr>
+        <w:t>bir</w:t>
+      </w:r>
+      <w:proofErr w:type="spellEnd"/>
+      <w:r>
+        <w:rPr>
+          <w:rFonts w:ascii="Times New Roman" w:eastAsia="SimSun" w:hAnsi="Times New Roman" w:cs="Times New Roman"/>
+          <w:sz w:val="32"/>
+          <w:szCs w:val="32"/>
+        </w:rPr>
+        <w:t xml:space="preserve"> </w:t>
+      </w:r>
+      <w:proofErr w:type="spellStart"/>
+      <w:r>
+        <w:rPr>
+          <w:rFonts w:ascii="Times New Roman" w:eastAsia="SimSun" w:hAnsi="Times New Roman" w:cs="Times New Roman"/>
+          <w:sz w:val="32"/>
+          <w:szCs w:val="32"/>
+        </w:rPr>
+        <w:t>yurishda</w:t>
+      </w:r>
+      <w:proofErr w:type="spellEnd"/>
+      <w:r>
+        <w:rPr>
+          <w:rFonts w:ascii="Times New Roman" w:eastAsia="SimSun" w:hAnsi="Times New Roman" w:cs="Times New Roman"/>
+          <w:sz w:val="32"/>
+          <w:szCs w:val="32"/>
+        </w:rPr>
+        <w:t xml:space="preserve"> </w:t>
+      </w:r>
+      <w:proofErr w:type="spellStart"/>
+      <w:r>
+        <w:rPr>
+          <w:rFonts w:ascii="Times New Roman" w:eastAsia="SimSun" w:hAnsi="Times New Roman" w:cs="Times New Roman"/>
+          <w:sz w:val="32"/>
+          <w:szCs w:val="32"/>
+        </w:rPr>
+        <w:t>bir</w:t>
+      </w:r>
+      <w:proofErr w:type="spellEnd"/>
+      <w:r>
+        <w:rPr>
+          <w:rFonts w:ascii="Times New Roman" w:eastAsia="SimSun" w:hAnsi="Times New Roman" w:cs="Times New Roman"/>
+          <w:sz w:val="32"/>
+          <w:szCs w:val="32"/>
+        </w:rPr>
+        <w:t xml:space="preserve"> </w:t>
+      </w:r>
+      <w:proofErr w:type="spellStart"/>
+      <w:r>
+        <w:rPr>
+          <w:rFonts w:ascii="Times New Roman" w:eastAsia="SimSun" w:hAnsi="Times New Roman" w:cs="Times New Roman"/>
+          <w:sz w:val="32"/>
+          <w:szCs w:val="32"/>
+        </w:rPr>
+        <w:t>maydondan</w:t>
+      </w:r>
+      <w:proofErr w:type="spellEnd"/>
+      <w:r>
+        <w:rPr>
+          <w:rFonts w:ascii="Times New Roman" w:eastAsia="SimSun" w:hAnsi="Times New Roman" w:cs="Times New Roman"/>
+          <w:sz w:val="32"/>
+          <w:szCs w:val="32"/>
+        </w:rPr>
+        <w:t xml:space="preserve"> </w:t>
+      </w:r>
+      <w:proofErr w:type="spellStart"/>
+      <w:r>
+        <w:rPr>
+          <w:rFonts w:ascii="Times New Roman" w:eastAsia="SimSun" w:hAnsi="Times New Roman" w:cs="Times New Roman"/>
+          <w:sz w:val="32"/>
+          <w:szCs w:val="32"/>
+        </w:rPr>
+        <w:t>ikkinchisiga</w:t>
+      </w:r>
+      <w:proofErr w:type="spellEnd"/>
+      <w:r>
+        <w:rPr>
+          <w:rFonts w:ascii="Times New Roman" w:eastAsia="SimSun" w:hAnsi="Times New Roman" w:cs="Times New Roman"/>
+          <w:sz w:val="32"/>
+          <w:szCs w:val="32"/>
+        </w:rPr>
+        <w:t xml:space="preserve"> </w:t>
+      </w:r>
+      <w:proofErr w:type="spellStart"/>
+      <w:r>
+        <w:rPr>
+          <w:rFonts w:ascii="Times New Roman" w:eastAsia="SimSun" w:hAnsi="Times New Roman" w:cs="Times New Roman"/>
+          <w:sz w:val="32"/>
+          <w:szCs w:val="32"/>
+        </w:rPr>
+        <w:t>o'ta</w:t>
+      </w:r>
+      <w:proofErr w:type="spellEnd"/>
+      <w:r>
+        <w:rPr>
+          <w:rFonts w:ascii="Times New Roman" w:eastAsia="SimSun" w:hAnsi="Times New Roman" w:cs="Times New Roman"/>
+          <w:sz w:val="32"/>
+          <w:szCs w:val="32"/>
+        </w:rPr>
+        <w:t xml:space="preserve"> </w:t>
+      </w:r>
+      <w:proofErr w:type="spellStart"/>
+      <w:r>
+        <w:rPr>
+          <w:rFonts w:ascii="Times New Roman" w:eastAsia="SimSun" w:hAnsi="Times New Roman" w:cs="Times New Roman"/>
+          <w:sz w:val="32"/>
+          <w:szCs w:val="32"/>
+        </w:rPr>
+        <w:t>oladi</w:t>
+      </w:r>
+      <w:proofErr w:type="spellEnd"/>
+      <w:r>
+        <w:rPr>
+          <w:rFonts w:ascii="Times New Roman" w:eastAsia="SimSun" w:hAnsi="Times New Roman" w:cs="Times New Roman"/>
+          <w:sz w:val="32"/>
+          <w:szCs w:val="32"/>
+        </w:rPr>
+        <w:t>".</w:t>
+      </w:r>
+    </w:p>
+    <w:p>
+      <w:pPr>
+        <w:rPr>
+          <w:rFonts w:ascii="Times New Roman" w:hAnsi="Times New Roman" w:cs="Times New Roman"/>
+          <w:sz w:val="32"/>
+          <w:szCs w:val="32"/>
+        </w:rPr>
+      </w:pPr>
+      <w:r>
+        <w:rPr>
+          <w:rFonts w:ascii="Times New Roman" w:hAnsi="Times New Roman" w:cs="Times New Roman"/>
           <w:sz w:val="32"/>
           <w:szCs w:val="32"/>
         </w:rPr>
@@ -520,14 +907,14 @@
     <w:p>
       <w:pPr>
         <w:rPr>
-          <w:rFonts w:hint="default" w:ascii="Times New Roman" w:hAnsi="Times New Roman" w:cs="Times New Roman"/>
-          <w:sz w:val="32"/>
-          <w:szCs w:val="32"/>
-        </w:rPr>
-      </w:pPr>
-      <w:r>
-        <w:rPr>
-          <w:rFonts w:hint="default" w:ascii="Times New Roman" w:hAnsi="Times New Roman" w:cs="Times New Roman"/>
+          <w:rFonts w:ascii="Times New Roman" w:hAnsi="Times New Roman" w:cs="Times New Roman"/>
+          <w:sz w:val="32"/>
+          <w:szCs w:val="32"/>
+        </w:rPr>
+      </w:pPr>
+      <w:r>
+        <w:rPr>
+          <w:rFonts w:ascii="Times New Roman" w:hAnsi="Times New Roman" w:cs="Times New Roman"/>
           <w:sz w:val="32"/>
           <w:szCs w:val="32"/>
         </w:rPr>
@@ -537,14 +924,14 @@
     <w:p>
       <w:pPr>
         <w:rPr>
-          <w:rFonts w:hint="default" w:ascii="Times New Roman" w:hAnsi="Times New Roman" w:cs="Times New Roman"/>
-          <w:sz w:val="32"/>
-          <w:szCs w:val="32"/>
-        </w:rPr>
-      </w:pPr>
-      <w:r>
-        <w:rPr>
-          <w:rFonts w:hint="default" w:ascii="Times New Roman" w:hAnsi="Times New Roman" w:cs="Times New Roman"/>
+          <w:rFonts w:ascii="Times New Roman" w:hAnsi="Times New Roman" w:cs="Times New Roman"/>
+          <w:sz w:val="32"/>
+          <w:szCs w:val="32"/>
+        </w:rPr>
+      </w:pPr>
+      <w:r>
+        <w:rPr>
+          <w:rFonts w:ascii="Times New Roman" w:hAnsi="Times New Roman" w:cs="Times New Roman"/>
           <w:sz w:val="32"/>
           <w:szCs w:val="32"/>
         </w:rPr>
@@ -554,31 +941,49 @@
     <w:p>
       <w:pPr>
         <w:rPr>
-          <w:rFonts w:hint="default" w:ascii="Times New Roman" w:hAnsi="Times New Roman" w:cs="Times New Roman"/>
-          <w:sz w:val="32"/>
-          <w:szCs w:val="32"/>
-        </w:rPr>
-      </w:pPr>
-      <w:r>
-        <w:rPr>
-          <w:rFonts w:hint="default" w:ascii="Times New Roman" w:hAnsi="Times New Roman" w:cs="Times New Roman"/>
-          <w:sz w:val="32"/>
-          <w:szCs w:val="32"/>
-        </w:rPr>
-        <w:t xml:space="preserve">    print("Rost") </w:t>
-      </w:r>
-    </w:p>
-    <w:p>
-      <w:pPr>
-        <w:rPr>
-          <w:rFonts w:hint="default" w:ascii="Times New Roman" w:hAnsi="Times New Roman" w:cs="Times New Roman"/>
-          <w:sz w:val="32"/>
-          <w:szCs w:val="32"/>
-        </w:rPr>
-      </w:pPr>
-      <w:r>
-        <w:rPr>
-          <w:rFonts w:hint="default" w:ascii="Times New Roman" w:hAnsi="Times New Roman" w:cs="Times New Roman"/>
+          <w:rFonts w:ascii="Times New Roman" w:hAnsi="Times New Roman" w:cs="Times New Roman"/>
+          <w:sz w:val="32"/>
+          <w:szCs w:val="32"/>
+        </w:rPr>
+      </w:pPr>
+      <w:r>
+        <w:rPr>
+          <w:rFonts w:ascii="Times New Roman" w:hAnsi="Times New Roman" w:cs="Times New Roman"/>
+          <w:sz w:val="32"/>
+          <w:szCs w:val="32"/>
+        </w:rPr>
+        <w:t xml:space="preserve">    print("</w:t>
+      </w:r>
+      <w:proofErr w:type="spellStart"/>
+      <w:r>
+        <w:rPr>
+          <w:rFonts w:ascii="Times New Roman" w:hAnsi="Times New Roman" w:cs="Times New Roman"/>
+          <w:sz w:val="32"/>
+          <w:szCs w:val="32"/>
+        </w:rPr>
+        <w:t>Rost</w:t>
+      </w:r>
+      <w:proofErr w:type="spellEnd"/>
+      <w:r>
+        <w:rPr>
+          <w:rFonts w:ascii="Times New Roman" w:hAnsi="Times New Roman" w:cs="Times New Roman"/>
+          <w:sz w:val="32"/>
+          <w:szCs w:val="32"/>
+        </w:rPr>
+        <w:t xml:space="preserve">") </w:t>
+      </w:r>
+    </w:p>
+    <w:p>
+      <w:pPr>
+        <w:rPr>
+          <w:rFonts w:ascii="Times New Roman" w:hAnsi="Times New Roman" w:cs="Times New Roman"/>
+          <w:sz w:val="32"/>
+          <w:szCs w:val="32"/>
+        </w:rPr>
+      </w:pPr>
+      <w:r>
+        <w:rPr>
+          <w:rFonts w:ascii="Times New Roman" w:hAnsi="Times New Roman" w:cs="Times New Roman"/>
           <w:sz w:val="32"/>
           <w:szCs w:val="32"/>
         </w:rPr>
@@ -588,24 +993,42 @@
     <w:p>
       <w:pPr>
         <w:rPr>
-          <w:rFonts w:hint="default" w:ascii="Times New Roman" w:hAnsi="Times New Roman" w:cs="Times New Roman"/>
-          <w:sz w:val="32"/>
-          <w:szCs w:val="32"/>
-        </w:rPr>
-      </w:pPr>
-      <w:r>
-        <w:rPr>
-          <w:rFonts w:hint="default" w:ascii="Times New Roman" w:hAnsi="Times New Roman" w:cs="Times New Roman"/>
-          <w:sz w:val="32"/>
-          <w:szCs w:val="32"/>
-        </w:rPr>
-        <w:t xml:space="preserve">    print("Yolg'on")</w:t>
-      </w:r>
-    </w:p>
-    <w:p>
-      <w:pPr>
-        <w:rPr>
-          <w:rFonts w:hint="default" w:ascii="Times New Roman" w:hAnsi="Times New Roman" w:cs="Times New Roman"/>
+          <w:rFonts w:ascii="Times New Roman" w:hAnsi="Times New Roman" w:cs="Times New Roman"/>
+          <w:sz w:val="32"/>
+          <w:szCs w:val="32"/>
+        </w:rPr>
+      </w:pPr>
+      <w:r>
+        <w:rPr>
+          <w:rFonts w:ascii="Times New Roman" w:hAnsi="Times New Roman" w:cs="Times New Roman"/>
+          <w:sz w:val="32"/>
+          <w:szCs w:val="32"/>
+        </w:rPr>
+        <w:t xml:space="preserve">    print("</w:t>
+      </w:r>
+      <w:proofErr w:type="spellStart"/>
+      <w:r>
+        <w:rPr>
+          <w:rFonts w:ascii="Times New Roman" w:hAnsi="Times New Roman" w:cs="Times New Roman"/>
+          <w:sz w:val="32"/>
+          <w:szCs w:val="32"/>
+        </w:rPr>
+        <w:t>Yolg'on</w:t>
+      </w:r>
+      <w:proofErr w:type="spellEnd"/>
+      <w:r>
+        <w:rPr>
+          <w:rFonts w:ascii="Times New Roman" w:hAnsi="Times New Roman" w:cs="Times New Roman"/>
+          <w:sz w:val="32"/>
+          <w:szCs w:val="32"/>
+        </w:rPr>
+        <w:t>")</w:t>
+      </w:r>
+    </w:p>
+    <w:p>
+      <w:pPr>
+        <w:rPr>
+          <w:rFonts w:ascii="Times New Roman" w:hAnsi="Times New Roman" w:cs="Times New Roman"/>
           <w:sz w:val="32"/>
           <w:szCs w:val="32"/>
         </w:rPr>
@@ -617,28 +1040,305 @@
           <w:ilvl w:val="0"/>
           <w:numId w:val="1"/>
         </w:numPr>
-        <w:ind w:left="0" w:leftChars="0" w:firstLine="0" w:firstLineChars="0"/>
-        <w:rPr>
-          <w:rFonts w:hint="default" w:ascii="Times New Roman" w:hAnsi="Times New Roman" w:cs="Times New Roman"/>
-          <w:sz w:val="32"/>
-          <w:szCs w:val="32"/>
-          <w:lang w:val="en-US"/>
-        </w:rPr>
-      </w:pPr>
-      <w:r>
-        <w:rPr>
-          <w:rFonts w:hint="default" w:ascii="Times New Roman" w:hAnsi="Times New Roman" w:eastAsia="SimSun" w:cs="Times New Roman"/>
-          <w:sz w:val="32"/>
-          <w:szCs w:val="32"/>
-        </w:rPr>
-        <w:t>n butun soni va a haqiqiy soni berilgan (n&gt;0). Bir sikldan foydalanib a ning 1 dan n gacha bo'lgan barcha darajalini chiqaruvchi programma tuzilsin</w:t>
-      </w:r>
-      <w:r>
-        <w:rPr>
-          <w:rFonts w:hint="default" w:ascii="Times New Roman" w:hAnsi="Times New Roman" w:eastAsia="SimSun" w:cs="Times New Roman"/>
-          <w:sz w:val="32"/>
-          <w:szCs w:val="32"/>
-          <w:lang w:val="en-US"/>
+        <w:rPr>
+          <w:rFonts w:ascii="Times New Roman" w:hAnsi="Times New Roman" w:cs="Times New Roman"/>
+          <w:sz w:val="32"/>
+          <w:szCs w:val="32"/>
+        </w:rPr>
+      </w:pPr>
+      <w:r>
+        <w:rPr>
+          <w:rFonts w:ascii="Times New Roman" w:eastAsia="SimSun" w:hAnsi="Times New Roman" w:cs="Times New Roman"/>
+          <w:sz w:val="32"/>
+          <w:szCs w:val="32"/>
+        </w:rPr>
+        <w:t xml:space="preserve">n </w:t>
+      </w:r>
+      <w:proofErr w:type="spellStart"/>
+      <w:r>
+        <w:rPr>
+          <w:rFonts w:ascii="Times New Roman" w:eastAsia="SimSun" w:hAnsi="Times New Roman" w:cs="Times New Roman"/>
+          <w:sz w:val="32"/>
+          <w:szCs w:val="32"/>
+        </w:rPr>
+        <w:t>butun</w:t>
+      </w:r>
+      <w:proofErr w:type="spellEnd"/>
+      <w:r>
+        <w:rPr>
+          <w:rFonts w:ascii="Times New Roman" w:eastAsia="SimSun" w:hAnsi="Times New Roman" w:cs="Times New Roman"/>
+          <w:sz w:val="32"/>
+          <w:szCs w:val="32"/>
+        </w:rPr>
+        <w:t xml:space="preserve"> </w:t>
+      </w:r>
+      <w:proofErr w:type="spellStart"/>
+      <w:r>
+        <w:rPr>
+          <w:rFonts w:ascii="Times New Roman" w:eastAsia="SimSun" w:hAnsi="Times New Roman" w:cs="Times New Roman"/>
+          <w:sz w:val="32"/>
+          <w:szCs w:val="32"/>
+        </w:rPr>
+        <w:t>soni</w:t>
+      </w:r>
+      <w:proofErr w:type="spellEnd"/>
+      <w:r>
+        <w:rPr>
+          <w:rFonts w:ascii="Times New Roman" w:eastAsia="SimSun" w:hAnsi="Times New Roman" w:cs="Times New Roman"/>
+          <w:sz w:val="32"/>
+          <w:szCs w:val="32"/>
+        </w:rPr>
+        <w:t xml:space="preserve"> </w:t>
+      </w:r>
+      <w:proofErr w:type="spellStart"/>
+      <w:r>
+        <w:rPr>
+          <w:rFonts w:ascii="Times New Roman" w:eastAsia="SimSun" w:hAnsi="Times New Roman" w:cs="Times New Roman"/>
+          <w:sz w:val="32"/>
+          <w:szCs w:val="32"/>
+        </w:rPr>
+        <w:t>va</w:t>
+      </w:r>
+      <w:proofErr w:type="spellEnd"/>
+      <w:r>
+        <w:rPr>
+          <w:rFonts w:ascii="Times New Roman" w:eastAsia="SimSun" w:hAnsi="Times New Roman" w:cs="Times New Roman"/>
+          <w:sz w:val="32"/>
+          <w:szCs w:val="32"/>
+        </w:rPr>
+        <w:t xml:space="preserve"> a </w:t>
+      </w:r>
+      <w:proofErr w:type="spellStart"/>
+      <w:r>
+        <w:rPr>
+          <w:rFonts w:ascii="Times New Roman" w:eastAsia="SimSun" w:hAnsi="Times New Roman" w:cs="Times New Roman"/>
+          <w:sz w:val="32"/>
+          <w:szCs w:val="32"/>
+        </w:rPr>
+        <w:t>haqiqiy</w:t>
+      </w:r>
+      <w:proofErr w:type="spellEnd"/>
+      <w:r>
+        <w:rPr>
+          <w:rFonts w:ascii="Times New Roman" w:eastAsia="SimSun" w:hAnsi="Times New Roman" w:cs="Times New Roman"/>
+          <w:sz w:val="32"/>
+          <w:szCs w:val="32"/>
+        </w:rPr>
+        <w:t xml:space="preserve"> </w:t>
+      </w:r>
+      <w:proofErr w:type="spellStart"/>
+      <w:r>
+        <w:rPr>
+          <w:rFonts w:ascii="Times New Roman" w:eastAsia="SimSun" w:hAnsi="Times New Roman" w:cs="Times New Roman"/>
+          <w:sz w:val="32"/>
+          <w:szCs w:val="32"/>
+        </w:rPr>
+        <w:t>soni</w:t>
+      </w:r>
+      <w:proofErr w:type="spellEnd"/>
+      <w:r>
+        <w:rPr>
+          <w:rFonts w:ascii="Times New Roman" w:eastAsia="SimSun" w:hAnsi="Times New Roman" w:cs="Times New Roman"/>
+          <w:sz w:val="32"/>
+          <w:szCs w:val="32"/>
+        </w:rPr>
+        <w:t xml:space="preserve"> </w:t>
+      </w:r>
+      <w:proofErr w:type="spellStart"/>
+      <w:r>
+        <w:rPr>
+          <w:rFonts w:ascii="Times New Roman" w:eastAsia="SimSun" w:hAnsi="Times New Roman" w:cs="Times New Roman"/>
+          <w:sz w:val="32"/>
+          <w:szCs w:val="32"/>
+        </w:rPr>
+        <w:t>berilgan</w:t>
+      </w:r>
+      <w:proofErr w:type="spellEnd"/>
+      <w:r>
+        <w:rPr>
+          <w:rFonts w:ascii="Times New Roman" w:eastAsia="SimSun" w:hAnsi="Times New Roman" w:cs="Times New Roman"/>
+          <w:sz w:val="32"/>
+          <w:szCs w:val="32"/>
+        </w:rPr>
+        <w:t xml:space="preserve"> (n&gt;0). Bir </w:t>
+      </w:r>
+      <w:proofErr w:type="spellStart"/>
+      <w:r>
+        <w:rPr>
+          <w:rFonts w:ascii="Times New Roman" w:eastAsia="SimSun" w:hAnsi="Times New Roman" w:cs="Times New Roman"/>
+          <w:sz w:val="32"/>
+          <w:szCs w:val="32"/>
+        </w:rPr>
+        <w:t>sikldan</w:t>
+      </w:r>
+      <w:proofErr w:type="spellEnd"/>
+      <w:r>
+        <w:rPr>
+          <w:rFonts w:ascii="Times New Roman" w:eastAsia="SimSun" w:hAnsi="Times New Roman" w:cs="Times New Roman"/>
+          <w:sz w:val="32"/>
+          <w:szCs w:val="32"/>
+        </w:rPr>
+        <w:t xml:space="preserve"> </w:t>
+      </w:r>
+      <w:proofErr w:type="spellStart"/>
+      <w:r>
+        <w:rPr>
+          <w:rFonts w:ascii="Times New Roman" w:eastAsia="SimSun" w:hAnsi="Times New Roman" w:cs="Times New Roman"/>
+          <w:sz w:val="32"/>
+          <w:szCs w:val="32"/>
+        </w:rPr>
+        <w:t>foydalanib</w:t>
+      </w:r>
+      <w:proofErr w:type="spellEnd"/>
+      <w:r>
+        <w:rPr>
+          <w:rFonts w:ascii="Times New Roman" w:eastAsia="SimSun" w:hAnsi="Times New Roman" w:cs="Times New Roman"/>
+          <w:sz w:val="32"/>
+          <w:szCs w:val="32"/>
+        </w:rPr>
+        <w:t xml:space="preserve"> a </w:t>
+      </w:r>
+      <w:proofErr w:type="spellStart"/>
+      <w:r>
+        <w:rPr>
+          <w:rFonts w:ascii="Times New Roman" w:eastAsia="SimSun" w:hAnsi="Times New Roman" w:cs="Times New Roman"/>
+          <w:sz w:val="32"/>
+          <w:szCs w:val="32"/>
+        </w:rPr>
+        <w:t>ning</w:t>
+      </w:r>
+      <w:proofErr w:type="spellEnd"/>
+      <w:r>
+        <w:rPr>
+          <w:rFonts w:ascii="Times New Roman" w:eastAsia="SimSun" w:hAnsi="Times New Roman" w:cs="Times New Roman"/>
+          <w:sz w:val="32"/>
+          <w:szCs w:val="32"/>
+        </w:rPr>
+        <w:t xml:space="preserve"> 1 dan n </w:t>
+      </w:r>
+      <w:proofErr w:type="spellStart"/>
+      <w:r>
+        <w:rPr>
+          <w:rFonts w:ascii="Times New Roman" w:eastAsia="SimSun" w:hAnsi="Times New Roman" w:cs="Times New Roman"/>
+          <w:sz w:val="32"/>
+          <w:szCs w:val="32"/>
+        </w:rPr>
+        <w:t>gacha</w:t>
+      </w:r>
+      <w:proofErr w:type="spellEnd"/>
+      <w:r>
+        <w:rPr>
+          <w:rFonts w:ascii="Times New Roman" w:eastAsia="SimSun" w:hAnsi="Times New Roman" w:cs="Times New Roman"/>
+          <w:sz w:val="32"/>
+          <w:szCs w:val="32"/>
+        </w:rPr>
+        <w:t xml:space="preserve"> </w:t>
+      </w:r>
+      <w:proofErr w:type="spellStart"/>
+      <w:r>
+        <w:rPr>
+          <w:rFonts w:ascii="Times New Roman" w:eastAsia="SimSun" w:hAnsi="Times New Roman" w:cs="Times New Roman"/>
+          <w:sz w:val="32"/>
+          <w:szCs w:val="32"/>
+        </w:rPr>
+        <w:t>bo'lgan</w:t>
+      </w:r>
+      <w:proofErr w:type="spellEnd"/>
+      <w:r>
+        <w:rPr>
+          <w:rFonts w:ascii="Times New Roman" w:eastAsia="SimSun" w:hAnsi="Times New Roman" w:cs="Times New Roman"/>
+          <w:sz w:val="32"/>
+          <w:szCs w:val="32"/>
+        </w:rPr>
+        <w:t xml:space="preserve"> </w:t>
+      </w:r>
+      <w:proofErr w:type="spellStart"/>
+      <w:r>
+        <w:rPr>
+          <w:rFonts w:ascii="Times New Roman" w:eastAsia="SimSun" w:hAnsi="Times New Roman" w:cs="Times New Roman"/>
+          <w:sz w:val="32"/>
+          <w:szCs w:val="32"/>
+        </w:rPr>
+        <w:t>barcha</w:t>
+      </w:r>
+      <w:proofErr w:type="spellEnd"/>
+      <w:r>
+        <w:rPr>
+          <w:rFonts w:ascii="Times New Roman" w:eastAsia="SimSun" w:hAnsi="Times New Roman" w:cs="Times New Roman"/>
+          <w:sz w:val="32"/>
+          <w:szCs w:val="32"/>
+        </w:rPr>
+        <w:t xml:space="preserve"> </w:t>
+      </w:r>
+      <w:proofErr w:type="spellStart"/>
+      <w:r>
+        <w:rPr>
+          <w:rFonts w:ascii="Times New Roman" w:eastAsia="SimSun" w:hAnsi="Times New Roman" w:cs="Times New Roman"/>
+          <w:sz w:val="32"/>
+          <w:szCs w:val="32"/>
+        </w:rPr>
+        <w:t>darajalini</w:t>
+      </w:r>
+      <w:proofErr w:type="spellEnd"/>
+      <w:r>
+        <w:rPr>
+          <w:rFonts w:ascii="Times New Roman" w:eastAsia="SimSun" w:hAnsi="Times New Roman" w:cs="Times New Roman"/>
+          <w:sz w:val="32"/>
+          <w:szCs w:val="32"/>
+        </w:rPr>
+        <w:t xml:space="preserve"> </w:t>
+      </w:r>
+      <w:proofErr w:type="spellStart"/>
+      <w:r>
+        <w:rPr>
+          <w:rFonts w:ascii="Times New Roman" w:eastAsia="SimSun" w:hAnsi="Times New Roman" w:cs="Times New Roman"/>
+          <w:sz w:val="32"/>
+          <w:szCs w:val="32"/>
+        </w:rPr>
+        <w:t>chiqaruvchi</w:t>
+      </w:r>
+      <w:proofErr w:type="spellEnd"/>
+      <w:r>
+        <w:rPr>
+          <w:rFonts w:ascii="Times New Roman" w:eastAsia="SimSun" w:hAnsi="Times New Roman" w:cs="Times New Roman"/>
+          <w:sz w:val="32"/>
+          <w:szCs w:val="32"/>
+        </w:rPr>
+        <w:t xml:space="preserve"> </w:t>
+      </w:r>
+      <w:proofErr w:type="spellStart"/>
+      <w:r>
+        <w:rPr>
+          <w:rFonts w:ascii="Times New Roman" w:eastAsia="SimSun" w:hAnsi="Times New Roman" w:cs="Times New Roman"/>
+          <w:sz w:val="32"/>
+          <w:szCs w:val="32"/>
+        </w:rPr>
+        <w:t>programma</w:t>
+      </w:r>
+      <w:proofErr w:type="spellEnd"/>
+      <w:r>
+        <w:rPr>
+          <w:rFonts w:ascii="Times New Roman" w:eastAsia="SimSun" w:hAnsi="Times New Roman" w:cs="Times New Roman"/>
+          <w:sz w:val="32"/>
+          <w:szCs w:val="32"/>
+        </w:rPr>
+        <w:t xml:space="preserve"> </w:t>
+      </w:r>
+      <w:proofErr w:type="spellStart"/>
+      <w:r>
+        <w:rPr>
+          <w:rFonts w:ascii="Times New Roman" w:eastAsia="SimSun" w:hAnsi="Times New Roman" w:cs="Times New Roman"/>
+          <w:sz w:val="32"/>
+          <w:szCs w:val="32"/>
+        </w:rPr>
+        <w:t>tuzilsin</w:t>
+      </w:r>
+      <w:proofErr w:type="spellEnd"/>
+      <w:r>
+        <w:rPr>
+          <w:rFonts w:ascii="Times New Roman" w:eastAsia="SimSun" w:hAnsi="Times New Roman" w:cs="Times New Roman"/>
+          <w:sz w:val="32"/>
+          <w:szCs w:val="32"/>
         </w:rPr>
         <w:t>.</w:t>
       </w:r>
@@ -646,14 +1346,14 @@
     <w:p>
       <w:pPr>
         <w:rPr>
-          <w:rFonts w:hint="default" w:ascii="Times New Roman" w:hAnsi="Times New Roman" w:cs="Times New Roman"/>
-          <w:sz w:val="32"/>
-          <w:szCs w:val="32"/>
-        </w:rPr>
-      </w:pPr>
-      <w:r>
-        <w:rPr>
-          <w:rFonts w:hint="default" w:ascii="Times New Roman" w:hAnsi="Times New Roman" w:cs="Times New Roman"/>
+          <w:rFonts w:ascii="Times New Roman" w:hAnsi="Times New Roman" w:cs="Times New Roman"/>
+          <w:sz w:val="32"/>
+          <w:szCs w:val="32"/>
+        </w:rPr>
+      </w:pPr>
+      <w:r>
+        <w:rPr>
+          <w:rFonts w:ascii="Times New Roman" w:hAnsi="Times New Roman" w:cs="Times New Roman"/>
           <w:sz w:val="32"/>
           <w:szCs w:val="32"/>
         </w:rPr>
@@ -663,14 +1363,14 @@
     <w:p>
       <w:pPr>
         <w:rPr>
-          <w:rFonts w:hint="default" w:ascii="Times New Roman" w:hAnsi="Times New Roman" w:cs="Times New Roman"/>
-          <w:sz w:val="32"/>
-          <w:szCs w:val="32"/>
-        </w:rPr>
-      </w:pPr>
-      <w:r>
-        <w:rPr>
-          <w:rFonts w:hint="default" w:ascii="Times New Roman" w:hAnsi="Times New Roman" w:cs="Times New Roman"/>
+          <w:rFonts w:ascii="Times New Roman" w:hAnsi="Times New Roman" w:cs="Times New Roman"/>
+          <w:sz w:val="32"/>
+          <w:szCs w:val="32"/>
+        </w:rPr>
+      </w:pPr>
+      <w:r>
+        <w:rPr>
+          <w:rFonts w:ascii="Times New Roman" w:hAnsi="Times New Roman" w:cs="Times New Roman"/>
           <w:sz w:val="32"/>
           <w:szCs w:val="32"/>
         </w:rPr>
@@ -680,14 +1380,14 @@
     <w:p>
       <w:pPr>
         <w:rPr>
-          <w:rFonts w:hint="default" w:ascii="Times New Roman" w:hAnsi="Times New Roman" w:cs="Times New Roman"/>
-          <w:sz w:val="32"/>
-          <w:szCs w:val="32"/>
-        </w:rPr>
-      </w:pPr>
-      <w:r>
-        <w:rPr>
-          <w:rFonts w:hint="default" w:ascii="Times New Roman" w:hAnsi="Times New Roman" w:cs="Times New Roman"/>
+          <w:rFonts w:ascii="Times New Roman" w:hAnsi="Times New Roman" w:cs="Times New Roman"/>
+          <w:sz w:val="32"/>
+          <w:szCs w:val="32"/>
+        </w:rPr>
+      </w:pPr>
+      <w:r>
+        <w:rPr>
+          <w:rFonts w:ascii="Times New Roman" w:hAnsi="Times New Roman" w:cs="Times New Roman"/>
           <w:sz w:val="32"/>
           <w:szCs w:val="32"/>
         </w:rPr>
@@ -697,50 +1397,148 @@
     <w:p>
       <w:pPr>
         <w:rPr>
-          <w:rFonts w:hint="default" w:ascii="Times New Roman" w:hAnsi="Times New Roman" w:cs="Times New Roman"/>
-          <w:sz w:val="32"/>
-          <w:szCs w:val="32"/>
-        </w:rPr>
-      </w:pPr>
-    </w:p>
-    <w:p>
-      <w:pPr>
-        <w:rPr>
-          <w:rFonts w:hint="default" w:ascii="Times New Roman" w:hAnsi="Times New Roman" w:cs="Times New Roman"/>
-          <w:sz w:val="32"/>
-          <w:szCs w:val="32"/>
-        </w:rPr>
-      </w:pPr>
-      <w:r>
-        <w:rPr>
-          <w:rFonts w:hint="default" w:ascii="Times New Roman" w:hAnsi="Times New Roman" w:cs="Times New Roman"/>
-          <w:sz w:val="32"/>
-          <w:szCs w:val="32"/>
-        </w:rPr>
-        <w:t>for i in range(1, n + 1):</w:t>
-      </w:r>
-    </w:p>
-    <w:p>
-      <w:pPr>
-        <w:rPr>
-          <w:rFonts w:hint="default" w:ascii="Times New Roman" w:hAnsi="Times New Roman" w:cs="Times New Roman"/>
-          <w:sz w:val="32"/>
-          <w:szCs w:val="32"/>
-        </w:rPr>
-      </w:pPr>
-      <w:r>
-        <w:rPr>
-          <w:rFonts w:hint="default" w:ascii="Times New Roman" w:hAnsi="Times New Roman" w:cs="Times New Roman"/>
-          <w:sz w:val="32"/>
-          <w:szCs w:val="32"/>
-        </w:rPr>
-        <w:t xml:space="preserve">    print(f"{a} ni {i}-darajasi: "+ pow(a,i))</w:t>
-      </w:r>
-    </w:p>
-    <w:p>
-      <w:pPr>
-        <w:rPr>
-          <w:rFonts w:hint="default" w:ascii="Times New Roman" w:hAnsi="Times New Roman" w:cs="Times New Roman"/>
+          <w:rFonts w:ascii="Times New Roman" w:hAnsi="Times New Roman" w:cs="Times New Roman"/>
+          <w:sz w:val="32"/>
+          <w:szCs w:val="32"/>
+        </w:rPr>
+      </w:pPr>
+    </w:p>
+    <w:p>
+      <w:pPr>
+        <w:rPr>
+          <w:rFonts w:ascii="Times New Roman" w:hAnsi="Times New Roman" w:cs="Times New Roman"/>
+          <w:sz w:val="32"/>
+          <w:szCs w:val="32"/>
+        </w:rPr>
+      </w:pPr>
+      <w:r>
+        <w:rPr>
+          <w:rFonts w:ascii="Times New Roman" w:hAnsi="Times New Roman" w:cs="Times New Roman"/>
+          <w:sz w:val="32"/>
+          <w:szCs w:val="32"/>
+        </w:rPr>
+        <w:t xml:space="preserve">for </w:t>
+      </w:r>
+      <w:proofErr w:type="spellStart"/>
+      <w:r>
+        <w:rPr>
+          <w:rFonts w:ascii="Times New Roman" w:hAnsi="Times New Roman" w:cs="Times New Roman"/>
+          <w:sz w:val="32"/>
+          <w:szCs w:val="32"/>
+        </w:rPr>
+        <w:t>i</w:t>
+      </w:r>
+      <w:proofErr w:type="spellEnd"/>
+      <w:r>
+        <w:rPr>
+          <w:rFonts w:ascii="Times New Roman" w:hAnsi="Times New Roman" w:cs="Times New Roman"/>
+          <w:sz w:val="32"/>
+          <w:szCs w:val="32"/>
+        </w:rPr>
+        <w:t xml:space="preserve"> in range(1, n + 1):</w:t>
+      </w:r>
+    </w:p>
+    <w:p>
+      <w:pPr>
+        <w:rPr>
+          <w:rFonts w:ascii="Times New Roman" w:hAnsi="Times New Roman" w:cs="Times New Roman"/>
+          <w:sz w:val="32"/>
+          <w:szCs w:val="32"/>
+        </w:rPr>
+      </w:pPr>
+      <w:r>
+        <w:rPr>
+          <w:rFonts w:ascii="Times New Roman" w:hAnsi="Times New Roman" w:cs="Times New Roman"/>
+          <w:sz w:val="32"/>
+          <w:szCs w:val="32"/>
+        </w:rPr>
+        <w:t xml:space="preserve">  </w:t>
+      </w:r>
+      <w:r>
+        <w:rPr>
+          <w:rFonts w:ascii="Times New Roman" w:hAnsi="Times New Roman" w:cs="Times New Roman"/>
+          <w:sz w:val="32"/>
+          <w:szCs w:val="32"/>
+        </w:rPr>
+        <w:t xml:space="preserve">  print(f"{a} </w:t>
+      </w:r>
+      <w:proofErr w:type="spellStart"/>
+      <w:r>
+        <w:rPr>
+          <w:rFonts w:ascii="Times New Roman" w:hAnsi="Times New Roman" w:cs="Times New Roman"/>
+          <w:sz w:val="32"/>
+          <w:szCs w:val="32"/>
+        </w:rPr>
+        <w:t>ni</w:t>
+      </w:r>
+      <w:proofErr w:type="spellEnd"/>
+      <w:r>
+        <w:rPr>
+          <w:rFonts w:ascii="Times New Roman" w:hAnsi="Times New Roman" w:cs="Times New Roman"/>
+          <w:sz w:val="32"/>
+          <w:szCs w:val="32"/>
+        </w:rPr>
+        <w:t xml:space="preserve"> {</w:t>
+      </w:r>
+      <w:proofErr w:type="spellStart"/>
+      <w:r>
+        <w:rPr>
+          <w:rFonts w:ascii="Times New Roman" w:hAnsi="Times New Roman" w:cs="Times New Roman"/>
+          <w:sz w:val="32"/>
+          <w:szCs w:val="32"/>
+        </w:rPr>
+        <w:t>i</w:t>
+      </w:r>
+      <w:proofErr w:type="spellEnd"/>
+      <w:r>
+        <w:rPr>
+          <w:rFonts w:ascii="Times New Roman" w:hAnsi="Times New Roman" w:cs="Times New Roman"/>
+          <w:sz w:val="32"/>
+          <w:szCs w:val="32"/>
+        </w:rPr>
+        <w:t>}-</w:t>
+      </w:r>
+      <w:proofErr w:type="spellStart"/>
+      <w:r>
+        <w:rPr>
+          <w:rFonts w:ascii="Times New Roman" w:hAnsi="Times New Roman" w:cs="Times New Roman"/>
+          <w:sz w:val="32"/>
+          <w:szCs w:val="32"/>
+        </w:rPr>
+        <w:t>darajasi</w:t>
+      </w:r>
+      <w:proofErr w:type="spellEnd"/>
+      <w:r>
+        <w:rPr>
+          <w:rFonts w:ascii="Times New Roman" w:hAnsi="Times New Roman" w:cs="Times New Roman"/>
+          <w:sz w:val="32"/>
+          <w:szCs w:val="32"/>
+        </w:rPr>
+        <w:t>: "+ pow(</w:t>
+      </w:r>
+      <w:proofErr w:type="spellStart"/>
+      <w:r>
+        <w:rPr>
+          <w:rFonts w:ascii="Times New Roman" w:hAnsi="Times New Roman" w:cs="Times New Roman"/>
+          <w:sz w:val="32"/>
+          <w:szCs w:val="32"/>
+        </w:rPr>
+        <w:t>a,i</w:t>
+      </w:r>
+      <w:proofErr w:type="spellEnd"/>
+      <w:r>
+        <w:rPr>
+          <w:rFonts w:ascii="Times New Roman" w:hAnsi="Times New Roman" w:cs="Times New Roman"/>
+          <w:sz w:val="32"/>
+          <w:szCs w:val="32"/>
+        </w:rPr>
+        <w:t>))</w:t>
+      </w:r>
+    </w:p>
+    <w:p>
+      <w:pPr>
+        <w:rPr>
+          <w:rFonts w:ascii="Times New Roman" w:hAnsi="Times New Roman" w:cs="Times New Roman"/>
           <w:sz w:val="32"/>
           <w:szCs w:val="32"/>
         </w:rPr>
@@ -752,33 +1550,420 @@
           <w:ilvl w:val="0"/>
           <w:numId w:val="1"/>
         </w:numPr>
-        <w:ind w:left="0" w:leftChars="0" w:firstLine="0" w:firstLineChars="0"/>
-        <w:rPr>
-          <w:rFonts w:hint="default" w:ascii="Times New Roman" w:hAnsi="Times New Roman" w:cs="Times New Roman"/>
-          <w:sz w:val="32"/>
-          <w:szCs w:val="32"/>
-        </w:rPr>
-      </w:pPr>
-      <w:r>
-        <w:rPr>
-          <w:rFonts w:hint="default" w:ascii="Times New Roman" w:hAnsi="Times New Roman" w:eastAsia="SimSun" w:cs="Times New Roman"/>
-          <w:sz w:val="32"/>
-          <w:szCs w:val="32"/>
-        </w:rPr>
-        <w:t>Satr berilgan. Shu satr belgilari orasidagi bittadan probel qo'yilgan satr hosil qiluvchi va ekranga chiqaruvchi programma tuzilsin. Kiritilgan satrda probell yo'q deb qabul qilinsin.</w:t>
-      </w:r>
-    </w:p>
-    <w:p>
-      <w:pPr>
-        <w:rPr>
-          <w:rFonts w:hint="default" w:ascii="Times New Roman" w:hAnsi="Times New Roman" w:cs="Times New Roman"/>
-          <w:sz w:val="32"/>
-          <w:szCs w:val="32"/>
-        </w:rPr>
-      </w:pPr>
-      <w:r>
-        <w:rPr>
-          <w:rFonts w:hint="default" w:ascii="Times New Roman" w:hAnsi="Times New Roman" w:cs="Times New Roman"/>
+        <w:rPr>
+          <w:rFonts w:ascii="Times New Roman" w:hAnsi="Times New Roman" w:cs="Times New Roman"/>
+          <w:sz w:val="32"/>
+          <w:szCs w:val="32"/>
+        </w:rPr>
+      </w:pPr>
+      <w:proofErr w:type="spellStart"/>
+      <w:r>
+        <w:rPr>
+          <w:rFonts w:ascii="Times New Roman" w:eastAsia="SimSun" w:hAnsi="Times New Roman" w:cs="Times New Roman"/>
+          <w:sz w:val="32"/>
+          <w:szCs w:val="32"/>
+        </w:rPr>
+        <w:t>Satr</w:t>
+      </w:r>
+      <w:proofErr w:type="spellEnd"/>
+      <w:r>
+        <w:rPr>
+          <w:rFonts w:ascii="Times New Roman" w:eastAsia="SimSun" w:hAnsi="Times New Roman" w:cs="Times New Roman"/>
+          <w:sz w:val="32"/>
+          <w:szCs w:val="32"/>
+        </w:rPr>
+        <w:t xml:space="preserve"> </w:t>
+      </w:r>
+      <w:proofErr w:type="spellStart"/>
+      <w:r>
+        <w:rPr>
+          <w:rFonts w:ascii="Times New Roman" w:eastAsia="SimSun" w:hAnsi="Times New Roman" w:cs="Times New Roman"/>
+          <w:sz w:val="32"/>
+          <w:szCs w:val="32"/>
+        </w:rPr>
+        <w:t>berilgan</w:t>
+      </w:r>
+      <w:proofErr w:type="spellEnd"/>
+      <w:r>
+        <w:rPr>
+          <w:rFonts w:ascii="Times New Roman" w:eastAsia="SimSun" w:hAnsi="Times New Roman" w:cs="Times New Roman"/>
+          <w:sz w:val="32"/>
+          <w:szCs w:val="32"/>
+        </w:rPr>
+        <w:t xml:space="preserve">. Shu </w:t>
+      </w:r>
+      <w:proofErr w:type="spellStart"/>
+      <w:r>
+        <w:rPr>
+          <w:rFonts w:ascii="Times New Roman" w:eastAsia="SimSun" w:hAnsi="Times New Roman" w:cs="Times New Roman"/>
+          <w:sz w:val="32"/>
+          <w:szCs w:val="32"/>
+        </w:rPr>
+        <w:t>satr</w:t>
+      </w:r>
+      <w:proofErr w:type="spellEnd"/>
+      <w:r>
+        <w:rPr>
+          <w:rFonts w:ascii="Times New Roman" w:eastAsia="SimSun" w:hAnsi="Times New Roman" w:cs="Times New Roman"/>
+          <w:sz w:val="32"/>
+          <w:szCs w:val="32"/>
+        </w:rPr>
+        <w:t xml:space="preserve"> </w:t>
+      </w:r>
+      <w:proofErr w:type="spellStart"/>
+      <w:r>
+        <w:rPr>
+          <w:rFonts w:ascii="Times New Roman" w:eastAsia="SimSun" w:hAnsi="Times New Roman" w:cs="Times New Roman"/>
+          <w:sz w:val="32"/>
+          <w:szCs w:val="32"/>
+        </w:rPr>
+        <w:t>belgilari</w:t>
+      </w:r>
+      <w:proofErr w:type="spellEnd"/>
+      <w:r>
+        <w:rPr>
+          <w:rFonts w:ascii="Times New Roman" w:eastAsia="SimSun" w:hAnsi="Times New Roman" w:cs="Times New Roman"/>
+          <w:sz w:val="32"/>
+          <w:szCs w:val="32"/>
+        </w:rPr>
+        <w:t xml:space="preserve"> </w:t>
+      </w:r>
+      <w:proofErr w:type="spellStart"/>
+      <w:r>
+        <w:rPr>
+          <w:rFonts w:ascii="Times New Roman" w:eastAsia="SimSun" w:hAnsi="Times New Roman" w:cs="Times New Roman"/>
+          <w:sz w:val="32"/>
+          <w:szCs w:val="32"/>
+        </w:rPr>
+        <w:t>orasidagi</w:t>
+      </w:r>
+      <w:proofErr w:type="spellEnd"/>
+      <w:r>
+        <w:rPr>
+          <w:rFonts w:ascii="Times New Roman" w:eastAsia="SimSun" w:hAnsi="Times New Roman" w:cs="Times New Roman"/>
+          <w:sz w:val="32"/>
+          <w:szCs w:val="32"/>
+        </w:rPr>
+        <w:t xml:space="preserve"> </w:t>
+      </w:r>
+      <w:proofErr w:type="spellStart"/>
+      <w:r>
+        <w:rPr>
+          <w:rFonts w:ascii="Times New Roman" w:eastAsia="SimSun" w:hAnsi="Times New Roman" w:cs="Times New Roman"/>
+          <w:sz w:val="32"/>
+          <w:szCs w:val="32"/>
+        </w:rPr>
+        <w:t>bittadan</w:t>
+      </w:r>
+      <w:proofErr w:type="spellEnd"/>
+      <w:r>
+        <w:rPr>
+          <w:rFonts w:ascii="Times New Roman" w:eastAsia="SimSun" w:hAnsi="Times New Roman" w:cs="Times New Roman"/>
+          <w:sz w:val="32"/>
+          <w:szCs w:val="32"/>
+        </w:rPr>
+        <w:t xml:space="preserve"> </w:t>
+      </w:r>
+      <w:proofErr w:type="spellStart"/>
+      <w:r>
+        <w:rPr>
+          <w:rFonts w:ascii="Times New Roman" w:eastAsia="SimSun" w:hAnsi="Times New Roman" w:cs="Times New Roman"/>
+          <w:sz w:val="32"/>
+          <w:szCs w:val="32"/>
+        </w:rPr>
+        <w:t>probel</w:t>
+      </w:r>
+      <w:proofErr w:type="spellEnd"/>
+      <w:r>
+        <w:rPr>
+          <w:rFonts w:ascii="Times New Roman" w:eastAsia="SimSun" w:hAnsi="Times New Roman" w:cs="Times New Roman"/>
+          <w:sz w:val="32"/>
+          <w:szCs w:val="32"/>
+        </w:rPr>
+        <w:t xml:space="preserve"> </w:t>
+      </w:r>
+      <w:proofErr w:type="spellStart"/>
+      <w:r>
+        <w:rPr>
+          <w:rFonts w:ascii="Times New Roman" w:eastAsia="SimSun" w:hAnsi="Times New Roman" w:cs="Times New Roman"/>
+          <w:sz w:val="32"/>
+          <w:szCs w:val="32"/>
+        </w:rPr>
+        <w:t>qo'yilgan</w:t>
+      </w:r>
+      <w:proofErr w:type="spellEnd"/>
+      <w:r>
+        <w:rPr>
+          <w:rFonts w:ascii="Times New Roman" w:eastAsia="SimSun" w:hAnsi="Times New Roman" w:cs="Times New Roman"/>
+          <w:sz w:val="32"/>
+          <w:szCs w:val="32"/>
+        </w:rPr>
+        <w:t xml:space="preserve"> </w:t>
+      </w:r>
+      <w:proofErr w:type="spellStart"/>
+      <w:r>
+        <w:rPr>
+          <w:rFonts w:ascii="Times New Roman" w:eastAsia="SimSun" w:hAnsi="Times New Roman" w:cs="Times New Roman"/>
+          <w:sz w:val="32"/>
+          <w:szCs w:val="32"/>
+        </w:rPr>
+        <w:t>satr</w:t>
+      </w:r>
+      <w:proofErr w:type="spellEnd"/>
+      <w:r>
+        <w:rPr>
+          <w:rFonts w:ascii="Times New Roman" w:eastAsia="SimSun" w:hAnsi="Times New Roman" w:cs="Times New Roman"/>
+          <w:sz w:val="32"/>
+          <w:szCs w:val="32"/>
+        </w:rPr>
+        <w:t xml:space="preserve"> </w:t>
+      </w:r>
+      <w:proofErr w:type="spellStart"/>
+      <w:r>
+        <w:rPr>
+          <w:rFonts w:ascii="Times New Roman" w:eastAsia="SimSun" w:hAnsi="Times New Roman" w:cs="Times New Roman"/>
+          <w:sz w:val="32"/>
+          <w:szCs w:val="32"/>
+        </w:rPr>
+        <w:t>hosil</w:t>
+      </w:r>
+      <w:proofErr w:type="spellEnd"/>
+      <w:r>
+        <w:rPr>
+          <w:rFonts w:ascii="Times New Roman" w:eastAsia="SimSun" w:hAnsi="Times New Roman" w:cs="Times New Roman"/>
+          <w:sz w:val="32"/>
+          <w:szCs w:val="32"/>
+        </w:rPr>
+        <w:t xml:space="preserve"> </w:t>
+      </w:r>
+      <w:proofErr w:type="spellStart"/>
+      <w:r>
+        <w:rPr>
+          <w:rFonts w:ascii="Times New Roman" w:eastAsia="SimSun" w:hAnsi="Times New Roman" w:cs="Times New Roman"/>
+          <w:sz w:val="32"/>
+          <w:szCs w:val="32"/>
+        </w:rPr>
+        <w:t>qiluvchi</w:t>
+      </w:r>
+      <w:proofErr w:type="spellEnd"/>
+      <w:r>
+        <w:rPr>
+          <w:rFonts w:ascii="Times New Roman" w:eastAsia="SimSun" w:hAnsi="Times New Roman" w:cs="Times New Roman"/>
+          <w:sz w:val="32"/>
+          <w:szCs w:val="32"/>
+        </w:rPr>
+        <w:t xml:space="preserve"> </w:t>
+      </w:r>
+      <w:proofErr w:type="spellStart"/>
+      <w:r>
+        <w:rPr>
+          <w:rFonts w:ascii="Times New Roman" w:eastAsia="SimSun" w:hAnsi="Times New Roman" w:cs="Times New Roman"/>
+          <w:sz w:val="32"/>
+          <w:szCs w:val="32"/>
+        </w:rPr>
+        <w:t>va</w:t>
+      </w:r>
+      <w:proofErr w:type="spellEnd"/>
+      <w:r>
+        <w:rPr>
+          <w:rFonts w:ascii="Times New Roman" w:eastAsia="SimSun" w:hAnsi="Times New Roman" w:cs="Times New Roman"/>
+          <w:sz w:val="32"/>
+          <w:szCs w:val="32"/>
+        </w:rPr>
+        <w:t xml:space="preserve"> </w:t>
+      </w:r>
+      <w:proofErr w:type="spellStart"/>
+      <w:r>
+        <w:rPr>
+          <w:rFonts w:ascii="Times New Roman" w:eastAsia="SimSun" w:hAnsi="Times New Roman" w:cs="Times New Roman"/>
+          <w:sz w:val="32"/>
+          <w:szCs w:val="32"/>
+        </w:rPr>
+        <w:t>ekranga</w:t>
+      </w:r>
+      <w:proofErr w:type="spellEnd"/>
+      <w:r>
+        <w:rPr>
+          <w:rFonts w:ascii="Times New Roman" w:eastAsia="SimSun" w:hAnsi="Times New Roman" w:cs="Times New Roman"/>
+          <w:sz w:val="32"/>
+          <w:szCs w:val="32"/>
+        </w:rPr>
+        <w:t xml:space="preserve"> </w:t>
+      </w:r>
+      <w:proofErr w:type="spellStart"/>
+      <w:r>
+        <w:rPr>
+          <w:rFonts w:ascii="Times New Roman" w:eastAsia="SimSun" w:hAnsi="Times New Roman" w:cs="Times New Roman"/>
+          <w:sz w:val="32"/>
+          <w:szCs w:val="32"/>
+        </w:rPr>
+        <w:t>chiqaruvchi</w:t>
+      </w:r>
+      <w:proofErr w:type="spellEnd"/>
+      <w:r>
+        <w:rPr>
+          <w:rFonts w:ascii="Times New Roman" w:eastAsia="SimSun" w:hAnsi="Times New Roman" w:cs="Times New Roman"/>
+          <w:sz w:val="32"/>
+          <w:szCs w:val="32"/>
+        </w:rPr>
+        <w:t xml:space="preserve"> </w:t>
+      </w:r>
+      <w:proofErr w:type="spellStart"/>
+      <w:r>
+        <w:rPr>
+          <w:rFonts w:ascii="Times New Roman" w:eastAsia="SimSun" w:hAnsi="Times New Roman" w:cs="Times New Roman"/>
+          <w:sz w:val="32"/>
+          <w:szCs w:val="32"/>
+        </w:rPr>
+        <w:t>programma</w:t>
+      </w:r>
+      <w:proofErr w:type="spellEnd"/>
+      <w:r>
+        <w:rPr>
+          <w:rFonts w:ascii="Times New Roman" w:eastAsia="SimSun" w:hAnsi="Times New Roman" w:cs="Times New Roman"/>
+          <w:sz w:val="32"/>
+          <w:szCs w:val="32"/>
+        </w:rPr>
+        <w:t xml:space="preserve"> </w:t>
+      </w:r>
+      <w:proofErr w:type="spellStart"/>
+      <w:r>
+        <w:rPr>
+          <w:rFonts w:ascii="Times New Roman" w:eastAsia="SimSun" w:hAnsi="Times New Roman" w:cs="Times New Roman"/>
+          <w:sz w:val="32"/>
+          <w:szCs w:val="32"/>
+        </w:rPr>
+        <w:t>tuzilsin</w:t>
+      </w:r>
+      <w:proofErr w:type="spellEnd"/>
+      <w:r>
+        <w:rPr>
+          <w:rFonts w:ascii="Times New Roman" w:eastAsia="SimSun" w:hAnsi="Times New Roman" w:cs="Times New Roman"/>
+          <w:sz w:val="32"/>
+          <w:szCs w:val="32"/>
+        </w:rPr>
+        <w:t xml:space="preserve">. </w:t>
+      </w:r>
+      <w:proofErr w:type="spellStart"/>
+      <w:r>
+        <w:rPr>
+          <w:rFonts w:ascii="Times New Roman" w:eastAsia="SimSun" w:hAnsi="Times New Roman" w:cs="Times New Roman"/>
+          <w:sz w:val="32"/>
+          <w:szCs w:val="32"/>
+        </w:rPr>
+        <w:t>Kiritilgan</w:t>
+      </w:r>
+      <w:proofErr w:type="spellEnd"/>
+      <w:r>
+        <w:rPr>
+          <w:rFonts w:ascii="Times New Roman" w:eastAsia="SimSun" w:hAnsi="Times New Roman" w:cs="Times New Roman"/>
+          <w:sz w:val="32"/>
+          <w:szCs w:val="32"/>
+        </w:rPr>
+        <w:t xml:space="preserve"> </w:t>
+      </w:r>
+      <w:proofErr w:type="spellStart"/>
+      <w:r>
+        <w:rPr>
+          <w:rFonts w:ascii="Times New Roman" w:eastAsia="SimSun" w:hAnsi="Times New Roman" w:cs="Times New Roman"/>
+          <w:sz w:val="32"/>
+          <w:szCs w:val="32"/>
+        </w:rPr>
+        <w:t>satrda</w:t>
+      </w:r>
+      <w:proofErr w:type="spellEnd"/>
+      <w:r>
+        <w:rPr>
+          <w:rFonts w:ascii="Times New Roman" w:eastAsia="SimSun" w:hAnsi="Times New Roman" w:cs="Times New Roman"/>
+          <w:sz w:val="32"/>
+          <w:szCs w:val="32"/>
+        </w:rPr>
+        <w:t xml:space="preserve"> </w:t>
+      </w:r>
+      <w:proofErr w:type="spellStart"/>
+      <w:r>
+        <w:rPr>
+          <w:rFonts w:ascii="Times New Roman" w:eastAsia="SimSun" w:hAnsi="Times New Roman" w:cs="Times New Roman"/>
+          <w:sz w:val="32"/>
+          <w:szCs w:val="32"/>
+        </w:rPr>
+        <w:t>probell</w:t>
+      </w:r>
+      <w:proofErr w:type="spellEnd"/>
+      <w:r>
+        <w:rPr>
+          <w:rFonts w:ascii="Times New Roman" w:eastAsia="SimSun" w:hAnsi="Times New Roman" w:cs="Times New Roman"/>
+          <w:sz w:val="32"/>
+          <w:szCs w:val="32"/>
+        </w:rPr>
+        <w:t xml:space="preserve"> </w:t>
+      </w:r>
+      <w:proofErr w:type="spellStart"/>
+      <w:r>
+        <w:rPr>
+          <w:rFonts w:ascii="Times New Roman" w:eastAsia="SimSun" w:hAnsi="Times New Roman" w:cs="Times New Roman"/>
+          <w:sz w:val="32"/>
+          <w:szCs w:val="32"/>
+        </w:rPr>
+        <w:t>yo'q</w:t>
+      </w:r>
+      <w:proofErr w:type="spellEnd"/>
+      <w:r>
+        <w:rPr>
+          <w:rFonts w:ascii="Times New Roman" w:eastAsia="SimSun" w:hAnsi="Times New Roman" w:cs="Times New Roman"/>
+          <w:sz w:val="32"/>
+          <w:szCs w:val="32"/>
+        </w:rPr>
+        <w:t xml:space="preserve"> deb </w:t>
+      </w:r>
+      <w:proofErr w:type="spellStart"/>
+      <w:r>
+        <w:rPr>
+          <w:rFonts w:ascii="Times New Roman" w:eastAsia="SimSun" w:hAnsi="Times New Roman" w:cs="Times New Roman"/>
+          <w:sz w:val="32"/>
+          <w:szCs w:val="32"/>
+        </w:rPr>
+        <w:t>qabul</w:t>
+      </w:r>
+      <w:proofErr w:type="spellEnd"/>
+      <w:r>
+        <w:rPr>
+          <w:rFonts w:ascii="Times New Roman" w:eastAsia="SimSun" w:hAnsi="Times New Roman" w:cs="Times New Roman"/>
+          <w:sz w:val="32"/>
+          <w:szCs w:val="32"/>
+        </w:rPr>
+        <w:t xml:space="preserve"> </w:t>
+      </w:r>
+      <w:proofErr w:type="spellStart"/>
+      <w:r>
+        <w:rPr>
+          <w:rFonts w:ascii="Times New Roman" w:eastAsia="SimSun" w:hAnsi="Times New Roman" w:cs="Times New Roman"/>
+          <w:sz w:val="32"/>
+          <w:szCs w:val="32"/>
+        </w:rPr>
+        <w:t>qilinsin</w:t>
+      </w:r>
+      <w:proofErr w:type="spellEnd"/>
+      <w:r>
+        <w:rPr>
+          <w:rFonts w:ascii="Times New Roman" w:eastAsia="SimSun" w:hAnsi="Times New Roman" w:cs="Times New Roman"/>
+          <w:sz w:val="32"/>
+          <w:szCs w:val="32"/>
+        </w:rPr>
+        <w:t>.</w:t>
+      </w:r>
+    </w:p>
+    <w:p>
+      <w:pPr>
+        <w:rPr>
+          <w:rFonts w:ascii="Times New Roman" w:hAnsi="Times New Roman" w:cs="Times New Roman"/>
+          <w:sz w:val="32"/>
+          <w:szCs w:val="32"/>
+        </w:rPr>
+      </w:pPr>
+      <w:r>
+        <w:rPr>
+          <w:rFonts w:ascii="Times New Roman" w:hAnsi="Times New Roman" w:cs="Times New Roman"/>
           <w:sz w:val="32"/>
           <w:szCs w:val="32"/>
         </w:rPr>
@@ -788,67 +1973,121 @@
     <w:p>
       <w:pPr>
         <w:rPr>
-          <w:rFonts w:hint="default" w:ascii="Times New Roman" w:hAnsi="Times New Roman" w:cs="Times New Roman"/>
-          <w:sz w:val="32"/>
-          <w:szCs w:val="32"/>
-        </w:rPr>
-      </w:pPr>
-      <w:r>
-        <w:rPr>
-          <w:rFonts w:hint="default" w:ascii="Times New Roman" w:hAnsi="Times New Roman" w:cs="Times New Roman"/>
-          <w:sz w:val="32"/>
-          <w:szCs w:val="32"/>
-        </w:rPr>
-        <w:t>s = input("Satr: ")</w:t>
-      </w:r>
-    </w:p>
-    <w:p>
-      <w:pPr>
-        <w:rPr>
-          <w:rFonts w:hint="default" w:ascii="Times New Roman" w:hAnsi="Times New Roman" w:cs="Times New Roman"/>
-          <w:sz w:val="32"/>
-          <w:szCs w:val="32"/>
-        </w:rPr>
-      </w:pPr>
-      <w:r>
-        <w:rPr>
-          <w:rFonts w:hint="default" w:ascii="Times New Roman" w:hAnsi="Times New Roman" w:cs="Times New Roman"/>
-          <w:sz w:val="32"/>
-          <w:szCs w:val="32"/>
-        </w:rPr>
-        <w:t>yangi_satr = ' '.join(s)</w:t>
-      </w:r>
-    </w:p>
-    <w:p>
-      <w:pPr>
-        <w:rPr>
-          <w:rFonts w:hint="default" w:ascii="Times New Roman" w:hAnsi="Times New Roman" w:cs="Times New Roman"/>
-          <w:sz w:val="32"/>
-          <w:szCs w:val="32"/>
-        </w:rPr>
-      </w:pPr>
-    </w:p>
-    <w:p>
-      <w:pPr>
-        <w:rPr>
-          <w:rFonts w:hint="default" w:ascii="Times New Roman" w:hAnsi="Times New Roman" w:cs="Times New Roman"/>
-          <w:sz w:val="32"/>
-          <w:szCs w:val="32"/>
-        </w:rPr>
-      </w:pPr>
-      <w:r>
-        <w:rPr>
-          <w:rFonts w:hint="default" w:ascii="Times New Roman" w:hAnsi="Times New Roman" w:cs="Times New Roman"/>
-          <w:sz w:val="32"/>
-          <w:szCs w:val="32"/>
-        </w:rPr>
-        <w:t>print(yangi_satr)</w:t>
-      </w:r>
-    </w:p>
-    <w:p>
-      <w:pPr>
-        <w:rPr>
-          <w:rFonts w:hint="default" w:ascii="Times New Roman" w:hAnsi="Times New Roman" w:cs="Times New Roman"/>
+          <w:rFonts w:ascii="Times New Roman" w:hAnsi="Times New Roman" w:cs="Times New Roman"/>
+          <w:sz w:val="32"/>
+          <w:szCs w:val="32"/>
+        </w:rPr>
+      </w:pPr>
+      <w:r>
+        <w:rPr>
+          <w:rFonts w:ascii="Times New Roman" w:hAnsi="Times New Roman" w:cs="Times New Roman"/>
+          <w:sz w:val="32"/>
+          <w:szCs w:val="32"/>
+        </w:rPr>
+        <w:t xml:space="preserve">s = </w:t>
+      </w:r>
+      <w:r>
+        <w:rPr>
+          <w:rFonts w:ascii="Times New Roman" w:hAnsi="Times New Roman" w:cs="Times New Roman"/>
+          <w:sz w:val="32"/>
+          <w:szCs w:val="32"/>
+        </w:rPr>
+        <w:t>input("</w:t>
+      </w:r>
+      <w:proofErr w:type="spellStart"/>
+      <w:r>
+        <w:rPr>
+          <w:rFonts w:ascii="Times New Roman" w:hAnsi="Times New Roman" w:cs="Times New Roman"/>
+          <w:sz w:val="32"/>
+          <w:szCs w:val="32"/>
+        </w:rPr>
+        <w:t>Satr</w:t>
+      </w:r>
+      <w:proofErr w:type="spellEnd"/>
+      <w:r>
+        <w:rPr>
+          <w:rFonts w:ascii="Times New Roman" w:hAnsi="Times New Roman" w:cs="Times New Roman"/>
+          <w:sz w:val="32"/>
+          <w:szCs w:val="32"/>
+        </w:rPr>
+        <w:t>: ")</w:t>
+      </w:r>
+    </w:p>
+    <w:p>
+      <w:pPr>
+        <w:rPr>
+          <w:rFonts w:ascii="Times New Roman" w:hAnsi="Times New Roman" w:cs="Times New Roman"/>
+          <w:sz w:val="32"/>
+          <w:szCs w:val="32"/>
+        </w:rPr>
+      </w:pPr>
+      <w:proofErr w:type="spellStart"/>
+      <w:r>
+        <w:rPr>
+          <w:rFonts w:ascii="Times New Roman" w:hAnsi="Times New Roman" w:cs="Times New Roman"/>
+          <w:sz w:val="32"/>
+          <w:szCs w:val="32"/>
+        </w:rPr>
+        <w:t>yangi_satr</w:t>
+      </w:r>
+      <w:proofErr w:type="spellEnd"/>
+      <w:r>
+        <w:rPr>
+          <w:rFonts w:ascii="Times New Roman" w:hAnsi="Times New Roman" w:cs="Times New Roman"/>
+          <w:sz w:val="32"/>
+          <w:szCs w:val="32"/>
+        </w:rPr>
+        <w:t xml:space="preserve"> = ' '.join(s)</w:t>
+      </w:r>
+    </w:p>
+    <w:p>
+      <w:pPr>
+        <w:rPr>
+          <w:rFonts w:ascii="Times New Roman" w:hAnsi="Times New Roman" w:cs="Times New Roman"/>
+          <w:sz w:val="32"/>
+          <w:szCs w:val="32"/>
+        </w:rPr>
+      </w:pPr>
+    </w:p>
+    <w:p>
+      <w:pPr>
+        <w:rPr>
+          <w:rFonts w:ascii="Times New Roman" w:hAnsi="Times New Roman" w:cs="Times New Roman"/>
+          <w:sz w:val="32"/>
+          <w:szCs w:val="32"/>
+        </w:rPr>
+      </w:pPr>
+      <w:r>
+        <w:rPr>
+          <w:rFonts w:ascii="Times New Roman" w:hAnsi="Times New Roman" w:cs="Times New Roman"/>
+          <w:sz w:val="32"/>
+          <w:szCs w:val="32"/>
+        </w:rPr>
+        <w:t>print(</w:t>
+      </w:r>
+      <w:proofErr w:type="spellStart"/>
+      <w:r>
+        <w:rPr>
+          <w:rFonts w:ascii="Times New Roman" w:hAnsi="Times New Roman" w:cs="Times New Roman"/>
+          <w:sz w:val="32"/>
+          <w:szCs w:val="32"/>
+        </w:rPr>
+        <w:t>yangi_satr</w:t>
+      </w:r>
+      <w:proofErr w:type="spellEnd"/>
+      <w:r>
+        <w:rPr>
+          <w:rFonts w:ascii="Times New Roman" w:hAnsi="Times New Roman" w:cs="Times New Roman"/>
+          <w:sz w:val="32"/>
+          <w:szCs w:val="32"/>
+        </w:rPr>
+        <w:t>)</w:t>
+      </w:r>
+    </w:p>
+    <w:p>
+      <w:pPr>
+        <w:rPr>
+          <w:rFonts w:ascii="Times New Roman" w:hAnsi="Times New Roman" w:cs="Times New Roman"/>
           <w:sz w:val="32"/>
           <w:szCs w:val="32"/>
         </w:rPr>
@@ -857,26 +2096,43 @@
     <w:sectPr>
       <w:pgSz w:w="11906" w:h="16838"/>
       <w:pgMar w:top="1440" w:right="1800" w:bottom="1440" w:left="1800" w:header="720" w:footer="720" w:gutter="0"/>
-      <w:cols w:space="720" w:num="1"/>
-      <w:docGrid w:linePitch="360" w:charSpace="0"/>
+      <w:cols w:space="720"/>
+      <w:docGrid w:linePitch="360"/>
     </w:sectPr>
   </w:body>
 </w:document>
 </file>
 
+<file path=word/endnotes.xml><?xml version="1.0" encoding="utf-8"?>
+<w:endnotes xmlns:wpc="http://schemas.microsoft.com/office/word/2010/wordprocessingCanvas" xmlns:cx="http://schemas.microsoft.com/office/drawing/2014/chartex" xmlns:cx1="http://schemas.microsoft.com/office/drawing/2015/9/8/chartex" xmlns:cx2="http://schemas.microsoft.com/office/drawing/2015/10/21/chartex" xmlns:cx3="http://schemas.microsoft.com/office/drawing/2016/5/9/chartex" xmlns:cx4="http://schemas.microsoft.com/office/drawing/2016/5/10/chartex" xmlns:cx5="http://schemas.microsoft.com/office/drawing/2016/5/11/chartex" xmlns:cx6="http://schemas.microsoft.com/office/drawing/2016/5/12/chartex" xmlns:cx7="http://schemas.microsoft.com/office/drawing/2016/5/13/chartex" xmlns:cx8="http://schemas.microsoft.com/office/drawing/2016/5/14/chartex" xmlns:mc="http://schemas.openxmlformats.org/markup-compatibility/2006" xmlns:aink="http://schemas.microsoft.com/office/drawing/2016/ink" xmlns:am3d="http://schemas.microsoft.com/office/drawing/2017/model3d" xmlns:o="urn:schemas-microsoft-com:office:office" xmlns:r="http://schemas.openxmlformats.org/officeDocument/2006/relationships" xmlns:m="http://schemas.openxmlformats.org/officeDocument/2006/math" xmlns:v="urn:schemas-microsoft-com:vml" xmlns:wp14="http://schemas.microsoft.com/office/word/2010/wordprocessingDrawing" xmlns:wp="http://schemas.openxmlformats.org/drawingml/2006/wordprocessingDrawing" xmlns:w10="urn:schemas-microsoft-com:office:word" xmlns:w="http://schemas.openxmlformats.org/wordprocessingml/2006/main" xmlns:w14="http://schemas.microsoft.com/office/word/2010/wordml" xmlns:w15="http://schemas.microsoft.com/office/word/2012/wordml" xmlns:w16cex="http://schemas.microsoft.com/office/word/2018/wordml/cex" xmlns:w16cid="http://schemas.microsoft.com/office/word/2016/wordml/cid" xmlns:w16="http://schemas.microsoft.com/office/word/2018/wordml" xmlns:w16sdtdh="http://schemas.microsoft.com/office/word/2020/wordml/sdtdatahash" xmlns:w16se="http://schemas.microsoft.com/office/word/2015/wordml/symex" xmlns:wpg="http://schemas.microsoft.com/office/word/2010/wordprocessingGroup" xmlns:wpi="http://schemas.microsoft.com/office/word/2010/wordprocessingInk" xmlns:wne="http://schemas.microsoft.com/office/word/2006/wordml" xmlns:wps="http://schemas.microsoft.com/office/word/2010/wordprocessingShape" mc:Ignorable="w14 w15 w16se w16cid w16 w16cex w16sdtdh wp14">
+  <w:endnote w:type="separator" w:id="-1">
+    <w:p>
+      <w:r>
+        <w:separator/>
+      </w:r>
+    </w:p>
+  </w:endnote>
+  <w:endnote w:type="continuationSeparator" w:id="0">
+    <w:p>
+      <w:r>
+        <w:continuationSeparator/>
+      </w:r>
+    </w:p>
+  </w:endnote>
+</w:endnotes>
+</file>
+
 <file path=word/footer1.xml><?xml version="1.0" encoding="utf-8"?>
-<w:ftr xmlns:wpc="http://schemas.microsoft.com/office/word/2010/wordprocessingCanvas" xmlns:mc="http://schemas.openxmlformats.org/markup-compatibility/2006" xmlns:o="urn:schemas-microsoft-com:office:office" xmlns:r="http://schemas.openxmlformats.org/officeDocument/2006/relationships" xmlns:m="http://schemas.openxmlformats.org/officeDocument/2006/math" xmlns:v="urn:schemas-microsoft-com:vml" xmlns:wp14="http://schemas.microsoft.com/office/word/2010/wordprocessingDrawing" xmlns:wp="http://schemas.openxmlformats.org/drawingml/2006/wordprocessingDrawing" xmlns:w10="urn:schemas-microsoft-com:office:word" xmlns:w="http://schemas.openxmlformats.org/wordprocessingml/2006/main" xmlns:w14="http://schemas.microsoft.com/office/word/2010/wordml" xmlns:w15="http://schemas.microsoft.com/office/word/2012/wordml" xmlns:wpg="http://schemas.microsoft.com/office/word/2010/wordprocessingGroup" xmlns:wpi="http://schemas.microsoft.com/office/word/2010/wordprocessingInk" xmlns:wne="http://schemas.microsoft.com/office/word/2006/wordml" xmlns:wps="http://schemas.microsoft.com/office/word/2010/wordprocessingShape" xmlns:wpsCustomData="http://www.wps.cn/officeDocument/2013/wpsCustomData" mc:Ignorable="w14 w15 wp14">
+<w:ftr xmlns:wpc="http://schemas.microsoft.com/office/word/2010/wordprocessingCanvas" xmlns:cx="http://schemas.microsoft.com/office/drawing/2014/chartex" xmlns:cx1="http://schemas.microsoft.com/office/drawing/2015/9/8/chartex" xmlns:cx2="http://schemas.microsoft.com/office/drawing/2015/10/21/chartex" xmlns:cx3="http://schemas.microsoft.com/office/drawing/2016/5/9/chartex" xmlns:cx4="http://schemas.microsoft.com/office/drawing/2016/5/10/chartex" xmlns:cx5="http://schemas.microsoft.com/office/drawing/2016/5/11/chartex" xmlns:cx6="http://schemas.microsoft.com/office/drawing/2016/5/12/chartex" xmlns:cx7="http://schemas.microsoft.com/office/drawing/2016/5/13/chartex" xmlns:cx8="http://schemas.microsoft.com/office/drawing/2016/5/14/chartex" xmlns:mc="http://schemas.openxmlformats.org/markup-compatibility/2006" xmlns:aink="http://schemas.microsoft.com/office/drawing/2016/ink" xmlns:am3d="http://schemas.microsoft.com/office/drawing/2017/model3d" xmlns:o="urn:schemas-microsoft-com:office:office" xmlns:r="http://schemas.openxmlformats.org/officeDocument/2006/relationships" xmlns:m="http://schemas.openxmlformats.org/officeDocument/2006/math" xmlns:v="urn:schemas-microsoft-com:vml" xmlns:wp14="http://schemas.microsoft.com/office/word/2010/wordprocessingDrawing" xmlns:wp="http://schemas.openxmlformats.org/drawingml/2006/wordprocessingDrawing" xmlns:w10="urn:schemas-microsoft-com:office:word" xmlns:w="http://schemas.openxmlformats.org/wordprocessingml/2006/main" xmlns:w14="http://schemas.microsoft.com/office/word/2010/wordml" xmlns:w15="http://schemas.microsoft.com/office/word/2012/wordml" xmlns:w16cex="http://schemas.microsoft.com/office/word/2018/wordml/cex" xmlns:w16cid="http://schemas.microsoft.com/office/word/2016/wordml/cid" xmlns:w16="http://schemas.microsoft.com/office/word/2018/wordml" xmlns:w16sdtdh="http://schemas.microsoft.com/office/word/2020/wordml/sdtdatahash" xmlns:w16se="http://schemas.microsoft.com/office/word/2015/wordml/symex" xmlns:wpg="http://schemas.microsoft.com/office/word/2010/wordprocessingGroup" xmlns:wpi="http://schemas.microsoft.com/office/word/2010/wordprocessingInk" xmlns:wne="http://schemas.microsoft.com/office/word/2006/wordml" xmlns:wps="http://schemas.microsoft.com/office/word/2010/wordprocessingShape" mc:Ignorable="w14 w15 w16se w16cid w16 w16cex w16sdtdh wp14">
   <w:sdt>
     <w:sdtPr>
       <w:id w:val="1838409461"/>
-      <w:docPartObj>
-        <w:docPartGallery w:val="autotext"/>
-      </w:docPartObj>
     </w:sdtPr>
+    <w:sdtEndPr/>
     <w:sdtContent>
       <w:p>
         <w:pPr>
-          <w:pStyle w:val="4"/>
+          <w:pStyle w:val="a3"/>
           <w:jc w:val="center"/>
         </w:pPr>
         <w:r>
@@ -899,19 +2155,38 @@
   </w:sdt>
   <w:p>
     <w:pPr>
-      <w:pStyle w:val="4"/>
+      <w:pStyle w:val="a3"/>
     </w:pPr>
   </w:p>
 </w:ftr>
 </file>
 
+<file path=word/footnotes.xml><?xml version="1.0" encoding="utf-8"?>
+<w:footnotes xmlns:wpc="http://schemas.microsoft.com/office/word/2010/wordprocessingCanvas" xmlns:cx="http://schemas.microsoft.com/office/drawing/2014/chartex" xmlns:cx1="http://schemas.microsoft.com/office/drawing/2015/9/8/chartex" xmlns:cx2="http://schemas.microsoft.com/office/drawing/2015/10/21/chartex" xmlns:cx3="http://schemas.microsoft.com/office/drawing/2016/5/9/chartex" xmlns:cx4="http://schemas.microsoft.com/office/drawing/2016/5/10/chartex" xmlns:cx5="http://schemas.microsoft.com/office/drawing/2016/5/11/chartex" xmlns:cx6="http://schemas.microsoft.com/office/drawing/2016/5/12/chartex" xmlns:cx7="http://schemas.microsoft.com/office/drawing/2016/5/13/chartex" xmlns:cx8="http://schemas.microsoft.com/office/drawing/2016/5/14/chartex" xmlns:mc="http://schemas.openxmlformats.org/markup-compatibility/2006" xmlns:aink="http://schemas.microsoft.com/office/drawing/2016/ink" xmlns:am3d="http://schemas.microsoft.com/office/drawing/2017/model3d" xmlns:o="urn:schemas-microsoft-com:office:office" xmlns:r="http://schemas.openxmlformats.org/officeDocument/2006/relationships" xmlns:m="http://schemas.openxmlformats.org/officeDocument/2006/math" xmlns:v="urn:schemas-microsoft-com:vml" xmlns:wp14="http://schemas.microsoft.com/office/word/2010/wordprocessingDrawing" xmlns:wp="http://schemas.openxmlformats.org/drawingml/2006/wordprocessingDrawing" xmlns:w10="urn:schemas-microsoft-com:office:word" xmlns:w="http://schemas.openxmlformats.org/wordprocessingml/2006/main" xmlns:w14="http://schemas.microsoft.com/office/word/2010/wordml" xmlns:w15="http://schemas.microsoft.com/office/word/2012/wordml" xmlns:w16cex="http://schemas.microsoft.com/office/word/2018/wordml/cex" xmlns:w16cid="http://schemas.microsoft.com/office/word/2016/wordml/cid" xmlns:w16="http://schemas.microsoft.com/office/word/2018/wordml" xmlns:w16sdtdh="http://schemas.microsoft.com/office/word/2020/wordml/sdtdatahash" xmlns:w16se="http://schemas.microsoft.com/office/word/2015/wordml/symex" xmlns:wpg="http://schemas.microsoft.com/office/word/2010/wordprocessingGroup" xmlns:wpi="http://schemas.microsoft.com/office/word/2010/wordprocessingInk" xmlns:wne="http://schemas.microsoft.com/office/word/2006/wordml" xmlns:wps="http://schemas.microsoft.com/office/word/2010/wordprocessingShape" mc:Ignorable="w14 w15 w16se w16cid w16 w16cex w16sdtdh wp14">
+  <w:footnote w:type="separator" w:id="-1">
+    <w:p>
+      <w:r>
+        <w:separator/>
+      </w:r>
+    </w:p>
+  </w:footnote>
+  <w:footnote w:type="continuationSeparator" w:id="0">
+    <w:p>
+      <w:r>
+        <w:continuationSeparator/>
+      </w:r>
+    </w:p>
+  </w:footnote>
+</w:footnotes>
+</file>
+
 <file path=word/numbering.xml><?xml version="1.0" encoding="utf-8"?>
-<w:numbering xmlns:wpc="http://schemas.microsoft.com/office/word/2010/wordprocessingCanvas" xmlns:mc="http://schemas.openxmlformats.org/markup-compatibility/2006" xmlns:o="urn:schemas-microsoft-com:office:office" xmlns:r="http://schemas.openxmlformats.org/officeDocument/2006/relationships" xmlns:m="http://schemas.openxmlformats.org/officeDocument/2006/math" xmlns:v="urn:schemas-microsoft-com:vml" xmlns:wp14="http://schemas.microsoft.com/office/word/2010/wordprocessingDrawing" xmlns:wp="http://schemas.openxmlformats.org/drawingml/2006/wordprocessingDrawing" xmlns:w10="urn:schemas-microsoft-com:office:word" xmlns:w="http://schemas.openxmlformats.org/wordprocessingml/2006/main" xmlns:w14="http://schemas.microsoft.com/office/word/2010/wordml" xmlns:wpg="http://schemas.microsoft.com/office/word/2010/wordprocessingGroup" xmlns:wpi="http://schemas.microsoft.com/office/word/2010/wordprocessingInk" xmlns:wne="http://schemas.microsoft.com/office/word/2006/wordml" xmlns:wps="http://schemas.microsoft.com/office/word/2010/wordprocessingShape" xmlns:wpsCustomData="http://www.wps.cn/officeDocument/2013/wpsCustomData" mc:Ignorable="w14 wp14">
-  <w:abstractNum w:abstractNumId="0">
+<w:numbering xmlns:wpc="http://schemas.microsoft.com/office/word/2010/wordprocessingCanvas" xmlns:cx="http://schemas.microsoft.com/office/drawing/2014/chartex" xmlns:cx1="http://schemas.microsoft.com/office/drawing/2015/9/8/chartex" xmlns:cx2="http://schemas.microsoft.com/office/drawing/2015/10/21/chartex" xmlns:cx3="http://schemas.microsoft.com/office/drawing/2016/5/9/chartex" xmlns:cx4="http://schemas.microsoft.com/office/drawing/2016/5/10/chartex" xmlns:cx5="http://schemas.microsoft.com/office/drawing/2016/5/11/chartex" xmlns:cx6="http://schemas.microsoft.com/office/drawing/2016/5/12/chartex" xmlns:cx7="http://schemas.microsoft.com/office/drawing/2016/5/13/chartex" xmlns:cx8="http://schemas.microsoft.com/office/drawing/2016/5/14/chartex" xmlns:mc="http://schemas.openxmlformats.org/markup-compatibility/2006" xmlns:aink="http://schemas.microsoft.com/office/drawing/2016/ink" xmlns:am3d="http://schemas.microsoft.com/office/drawing/2017/model3d" xmlns:o="urn:schemas-microsoft-com:office:office" xmlns:r="http://schemas.openxmlformats.org/officeDocument/2006/relationships" xmlns:m="http://schemas.openxmlformats.org/officeDocument/2006/math" xmlns:v="urn:schemas-microsoft-com:vml" xmlns:wp14="http://schemas.microsoft.com/office/word/2010/wordprocessingDrawing" xmlns:wp="http://schemas.openxmlformats.org/drawingml/2006/wordprocessingDrawing" xmlns:w10="urn:schemas-microsoft-com:office:word" xmlns:w="http://schemas.openxmlformats.org/wordprocessingml/2006/main" xmlns:w14="http://schemas.microsoft.com/office/word/2010/wordml" xmlns:w15="http://schemas.microsoft.com/office/word/2012/wordml" xmlns:w16cex="http://schemas.microsoft.com/office/word/2018/wordml/cex" xmlns:w16cid="http://schemas.microsoft.com/office/word/2016/wordml/cid" xmlns:w16="http://schemas.microsoft.com/office/word/2018/wordml" xmlns:w16sdtdh="http://schemas.microsoft.com/office/word/2020/wordml/sdtdatahash" xmlns:w16se="http://schemas.microsoft.com/office/word/2015/wordml/symex" xmlns:wpg="http://schemas.microsoft.com/office/word/2010/wordprocessingGroup" xmlns:wpi="http://schemas.microsoft.com/office/word/2010/wordprocessingInk" xmlns:wne="http://schemas.microsoft.com/office/word/2006/wordml" xmlns:wps="http://schemas.microsoft.com/office/word/2010/wordprocessingShape" mc:Ignorable="w14 w15 w16se w16cid w16 w16cex w16sdtdh wp14">
+  <w:abstractNum w:abstractNumId="0" w15:restartNumberingAfterBreak="0">
     <w:nsid w:val="BF62D815"/>
     <w:multiLevelType w:val="singleLevel"/>
     <w:tmpl w:val="BF62D815"/>
-    <w:lvl w:ilvl="0" w:tentative="0">
+    <w:lvl w:ilvl="0">
       <w:start w:val="1"/>
       <w:numFmt w:val="decimal"/>
       <w:suff w:val="space"/>
@@ -926,284 +2201,326 @@
 </file>
 
 <file path=word/styles.xml><?xml version="1.0" encoding="utf-8"?>
-<w:styles xmlns:mc="http://schemas.openxmlformats.org/markup-compatibility/2006" xmlns:o="urn:schemas-microsoft-com:office:office" xmlns:r="http://schemas.openxmlformats.org/officeDocument/2006/relationships" xmlns:m="http://schemas.openxmlformats.org/officeDocument/2006/math" xmlns:v="urn:schemas-microsoft-com:vml" xmlns:w="http://schemas.openxmlformats.org/wordprocessingml/2006/main" xmlns:w14="http://schemas.microsoft.com/office/word/2010/wordml" xmlns:w10="urn:schemas-microsoft-com:office:word" xmlns:sl="http://schemas.openxmlformats.org/schemaLibrary/2006/main" xmlns:wpsCustomData="http://www.wps.cn/officeDocument/2013/wpsCustomData" mc:Ignorable="w14">
+<w:styles xmlns:mc="http://schemas.openxmlformats.org/markup-compatibility/2006" xmlns:r="http://schemas.openxmlformats.org/officeDocument/2006/relationships" xmlns:w="http://schemas.openxmlformats.org/wordprocessingml/2006/main" xmlns:w14="http://schemas.microsoft.com/office/word/2010/wordml" xmlns:w15="http://schemas.microsoft.com/office/word/2012/wordml" xmlns:w16cex="http://schemas.microsoft.com/office/word/2018/wordml/cex" xmlns:w16cid="http://schemas.microsoft.com/office/word/2016/wordml/cid" xmlns:w16="http://schemas.microsoft.com/office/word/2018/wordml" xmlns:w16sdtdh="http://schemas.microsoft.com/office/word/2020/wordml/sdtdatahash" xmlns:w16se="http://schemas.microsoft.com/office/word/2015/wordml/symex" mc:Ignorable="w14 w15 w16se w16cid w16 w16cex w16sdtdh">
   <w:docDefaults>
     <w:rPrDefault>
       <w:rPr>
-        <w:rFonts w:ascii="Times New Roman" w:hAnsi="Times New Roman" w:eastAsia="SimSun" w:cs="Times New Roman"/>
+        <w:rFonts w:ascii="Times New Roman" w:eastAsia="SimSun" w:hAnsi="Times New Roman" w:cs="Times New Roman"/>
+        <w:lang w:val="ru-RU" w:eastAsia="ru-RU" w:bidi="ar-SA"/>
       </w:rPr>
     </w:rPrDefault>
     <w:pPrDefault/>
   </w:docDefaults>
-  <w:latentStyles w:count="260" w:defQFormat="0" w:defUnhideWhenUsed="1" w:defSemiHidden="1" w:defUIPriority="99" w:defLockedState="0">
-    <w:lsdException w:qFormat="1" w:unhideWhenUsed="0" w:uiPriority="0" w:semiHidden="0" w:name="Normal"/>
-    <w:lsdException w:qFormat="1" w:unhideWhenUsed="0" w:uiPriority="0" w:semiHidden="0" w:name="heading 1"/>
-    <w:lsdException w:qFormat="1" w:uiPriority="0" w:name="heading 2"/>
-    <w:lsdException w:qFormat="1" w:uiPriority="0" w:name="heading 3"/>
-    <w:lsdException w:qFormat="1" w:uiPriority="0" w:name="heading 4"/>
-    <w:lsdException w:qFormat="1" w:uiPriority="0" w:name="heading 5"/>
-    <w:lsdException w:qFormat="1" w:uiPriority="0" w:name="heading 6"/>
-    <w:lsdException w:qFormat="1" w:uiPriority="0" w:name="heading 7"/>
-    <w:lsdException w:qFormat="1" w:uiPriority="0" w:name="heading 8"/>
-    <w:lsdException w:qFormat="1" w:uiPriority="0" w:name="heading 9"/>
-    <w:lsdException w:unhideWhenUsed="0" w:uiPriority="0" w:semiHidden="0" w:name="index 1"/>
-    <w:lsdException w:unhideWhenUsed="0" w:uiPriority="0" w:semiHidden="0" w:name="index 2"/>
-    <w:lsdException w:unhideWhenUsed="0" w:uiPriority="0" w:semiHidden="0" w:name="index 3"/>
-    <w:lsdException w:unhideWhenUsed="0" w:uiPriority="0" w:semiHidden="0" w:name="index 4"/>
-    <w:lsdException w:unhideWhenUsed="0" w:uiPriority="0" w:semiHidden="0" w:name="index 5"/>
-    <w:lsdException w:unhideWhenUsed="0" w:uiPriority="0" w:semiHidden="0" w:name="index 6"/>
-    <w:lsdException w:unhideWhenUsed="0" w:uiPriority="0" w:semiHidden="0" w:name="index 7"/>
-    <w:lsdException w:unhideWhenUsed="0" w:uiPriority="0" w:semiHidden="0" w:name="index 8"/>
-    <w:lsdException w:unhideWhenUsed="0" w:uiPriority="0" w:semiHidden="0" w:name="index 9"/>
-    <w:lsdException w:unhideWhenUsed="0" w:uiPriority="0" w:semiHidden="0" w:name="toc 1"/>
-    <w:lsdException w:unhideWhenUsed="0" w:uiPriority="0" w:semiHidden="0" w:name="toc 2"/>
-    <w:lsdException w:unhideWhenUsed="0" w:uiPriority="0" w:semiHidden="0" w:name="toc 3"/>
-    <w:lsdException w:unhideWhenUsed="0" w:uiPriority="0" w:semiHidden="0" w:name="toc 4"/>
-    <w:lsdException w:unhideWhenUsed="0" w:uiPriority="0" w:semiHidden="0" w:name="toc 5"/>
-    <w:lsdException w:unhideWhenUsed="0" w:uiPriority="0" w:semiHidden="0" w:name="toc 6"/>
-    <w:lsdException w:unhideWhenUsed="0" w:uiPriority="0" w:semiHidden="0" w:name="toc 7"/>
-    <w:lsdException w:unhideWhenUsed="0" w:uiPriority="0" w:semiHidden="0" w:name="toc 8"/>
-    <w:lsdException w:unhideWhenUsed="0" w:uiPriority="0" w:semiHidden="0" w:name="toc 9"/>
-    <w:lsdException w:unhideWhenUsed="0" w:uiPriority="0" w:semiHidden="0" w:name="Normal Indent"/>
-    <w:lsdException w:unhideWhenUsed="0" w:uiPriority="0" w:semiHidden="0" w:name="footnote text"/>
-    <w:lsdException w:unhideWhenUsed="0" w:uiPriority="0" w:semiHidden="0" w:name="annotation text"/>
-    <w:lsdException w:unhideWhenUsed="0" w:uiPriority="0" w:semiHidden="0" w:name="header"/>
-    <w:lsdException w:qFormat="1" w:uiPriority="99" w:semiHidden="0" w:name="footer"/>
-    <w:lsdException w:unhideWhenUsed="0" w:uiPriority="0" w:semiHidden="0" w:name="index heading"/>
-    <w:lsdException w:qFormat="1" w:uiPriority="0" w:name="caption"/>
-    <w:lsdException w:unhideWhenUsed="0" w:uiPriority="0" w:semiHidden="0" w:name="table of figures"/>
-    <w:lsdException w:unhideWhenUsed="0" w:uiPriority="0" w:semiHidden="0" w:name="envelope address"/>
-    <w:lsdException w:unhideWhenUsed="0" w:uiPriority="0" w:semiHidden="0" w:name="envelope return"/>
-    <w:lsdException w:unhideWhenUsed="0" w:uiPriority="0" w:semiHidden="0" w:name="footnote reference"/>
-    <w:lsdException w:unhideWhenUsed="0" w:uiPriority="0" w:semiHidden="0" w:name="annotation reference"/>
-    <w:lsdException w:unhideWhenUsed="0" w:uiPriority="0" w:semiHidden="0" w:name="line number"/>
-    <w:lsdException w:unhideWhenUsed="0" w:uiPriority="0" w:semiHidden="0" w:name="page number"/>
-    <w:lsdException w:unhideWhenUsed="0" w:uiPriority="0" w:semiHidden="0" w:name="endnote reference"/>
-    <w:lsdException w:unhideWhenUsed="0" w:uiPriority="0" w:semiHidden="0" w:name="endnote text"/>
-    <w:lsdException w:unhideWhenUsed="0" w:uiPriority="0" w:semiHidden="0" w:name="table of authorities"/>
-    <w:lsdException w:unhideWhenUsed="0" w:uiPriority="0" w:semiHidden="0" w:name="macro"/>
-    <w:lsdException w:unhideWhenUsed="0" w:uiPriority="0" w:semiHidden="0" w:name="toa heading"/>
-    <w:lsdException w:unhideWhenUsed="0" w:uiPriority="0" w:semiHidden="0" w:name="List"/>
-    <w:lsdException w:unhideWhenUsed="0" w:uiPriority="0" w:semiHidden="0" w:name="List Bullet"/>
-    <w:lsdException w:unhideWhenUsed="0" w:uiPriority="0" w:semiHidden="0" w:name="List Number"/>
-    <w:lsdException w:unhideWhenUsed="0" w:uiPriority="0" w:semiHidden="0" w:name="List 2"/>
-    <w:lsdException w:unhideWhenUsed="0" w:uiPriority="0" w:semiHidden="0" w:name="List 3"/>
-    <w:lsdException w:unhideWhenUsed="0" w:uiPriority="0" w:semiHidden="0" w:name="List 4"/>
-    <w:lsdException w:unhideWhenUsed="0" w:uiPriority="0" w:semiHidden="0" w:name="List 5"/>
-    <w:lsdException w:unhideWhenUsed="0" w:uiPriority="0" w:semiHidden="0" w:name="List Bullet 2"/>
-    <w:lsdException w:unhideWhenUsed="0" w:uiPriority="0" w:semiHidden="0" w:name="List Bullet 3"/>
-    <w:lsdException w:unhideWhenUsed="0" w:uiPriority="0" w:semiHidden="0" w:name="List Bullet 4"/>
-    <w:lsdException w:unhideWhenUsed="0" w:uiPriority="0" w:semiHidden="0" w:name="List Bullet 5"/>
-    <w:lsdException w:unhideWhenUsed="0" w:uiPriority="0" w:semiHidden="0" w:name="List Number 2"/>
-    <w:lsdException w:unhideWhenUsed="0" w:uiPriority="0" w:semiHidden="0" w:name="List Number 3"/>
-    <w:lsdException w:unhideWhenUsed="0" w:uiPriority="0" w:semiHidden="0" w:name="List Number 4"/>
-    <w:lsdException w:unhideWhenUsed="0" w:uiPriority="0" w:semiHidden="0" w:name="List Number 5"/>
-    <w:lsdException w:qFormat="1" w:unhideWhenUsed="0" w:uiPriority="0" w:semiHidden="0" w:name="Title"/>
-    <w:lsdException w:unhideWhenUsed="0" w:uiPriority="0" w:semiHidden="0" w:name="Closing"/>
-    <w:lsdException w:unhideWhenUsed="0" w:uiPriority="0" w:semiHidden="0" w:name="Signature"/>
-    <w:lsdException w:unhideWhenUsed="0" w:uiPriority="0" w:name="Default Paragraph Font"/>
-    <w:lsdException w:unhideWhenUsed="0" w:uiPriority="0" w:semiHidden="0" w:name="Body Text"/>
-    <w:lsdException w:unhideWhenUsed="0" w:uiPriority="0" w:semiHidden="0" w:name="Body Text Indent"/>
-    <w:lsdException w:unhideWhenUsed="0" w:uiPriority="0" w:semiHidden="0" w:name="List Continue"/>
-    <w:lsdException w:unhideWhenUsed="0" w:uiPriority="0" w:semiHidden="0" w:name="List Continue 2"/>
-    <w:lsdException w:unhideWhenUsed="0" w:uiPriority="0" w:semiHidden="0" w:name="List Continue 3"/>
-    <w:lsdException w:unhideWhenUsed="0" w:uiPriority="0" w:semiHidden="0" w:name="List Continue 4"/>
-    <w:lsdException w:unhideWhenUsed="0" w:uiPriority="0" w:semiHidden="0" w:name="List Continue 5"/>
-    <w:lsdException w:unhideWhenUsed="0" w:uiPriority="0" w:semiHidden="0" w:name="Message Header"/>
-    <w:lsdException w:qFormat="1" w:unhideWhenUsed="0" w:uiPriority="0" w:semiHidden="0" w:name="Subtitle"/>
-    <w:lsdException w:unhideWhenUsed="0" w:uiPriority="0" w:semiHidden="0" w:name="Salutation"/>
-    <w:lsdException w:unhideWhenUsed="0" w:uiPriority="0" w:semiHidden="0" w:name="Date"/>
-    <w:lsdException w:unhideWhenUsed="0" w:uiPriority="0" w:semiHidden="0" w:name="Body Text First Indent"/>
-    <w:lsdException w:unhideWhenUsed="0" w:uiPriority="0" w:semiHidden="0" w:name="Body Text First Indent 2"/>
-    <w:lsdException w:unhideWhenUsed="0" w:uiPriority="0" w:semiHidden="0" w:name="Note Heading"/>
-    <w:lsdException w:unhideWhenUsed="0" w:uiPriority="0" w:semiHidden="0" w:name="Body Text 2"/>
-    <w:lsdException w:unhideWhenUsed="0" w:uiPriority="0" w:semiHidden="0" w:name="Body Text 3"/>
-    <w:lsdException w:unhideWhenUsed="0" w:uiPriority="0" w:semiHidden="0" w:name="Body Text Indent 2"/>
-    <w:lsdException w:unhideWhenUsed="0" w:uiPriority="0" w:semiHidden="0" w:name="Body Text Indent 3"/>
-    <w:lsdException w:unhideWhenUsed="0" w:uiPriority="0" w:semiHidden="0" w:name="Block Text"/>
-    <w:lsdException w:unhideWhenUsed="0" w:uiPriority="0" w:semiHidden="0" w:name="Hyperlink"/>
-    <w:lsdException w:unhideWhenUsed="0" w:uiPriority="0" w:semiHidden="0" w:name="FollowedHyperlink"/>
-    <w:lsdException w:qFormat="1" w:unhideWhenUsed="0" w:uiPriority="0" w:semiHidden="0" w:name="Strong"/>
-    <w:lsdException w:qFormat="1" w:unhideWhenUsed="0" w:uiPriority="0" w:semiHidden="0" w:name="Emphasis"/>
-    <w:lsdException w:unhideWhenUsed="0" w:uiPriority="0" w:semiHidden="0" w:name="Document Map"/>
-    <w:lsdException w:unhideWhenUsed="0" w:uiPriority="0" w:semiHidden="0" w:name="Plain Text"/>
-    <w:lsdException w:unhideWhenUsed="0" w:uiPriority="0" w:semiHidden="0" w:name="E-mail Signature"/>
-    <w:lsdException w:unhideWhenUsed="0" w:uiPriority="0" w:semiHidden="0" w:name="Normal (Web)"/>
-    <w:lsdException w:unhideWhenUsed="0" w:uiPriority="0" w:semiHidden="0" w:name="HTML Acronym"/>
-    <w:lsdException w:unhideWhenUsed="0" w:uiPriority="0" w:semiHidden="0" w:name="HTML Address"/>
-    <w:lsdException w:unhideWhenUsed="0" w:uiPriority="0" w:semiHidden="0" w:name="HTML Cite"/>
-    <w:lsdException w:unhideWhenUsed="0" w:uiPriority="0" w:semiHidden="0" w:name="HTML Code"/>
-    <w:lsdException w:unhideWhenUsed="0" w:uiPriority="0" w:semiHidden="0" w:name="HTML Definition"/>
-    <w:lsdException w:unhideWhenUsed="0" w:uiPriority="0" w:semiHidden="0" w:name="HTML Keyboard"/>
-    <w:lsdException w:unhideWhenUsed="0" w:uiPriority="0" w:semiHidden="0" w:name="HTML Preformatted"/>
-    <w:lsdException w:unhideWhenUsed="0" w:uiPriority="0" w:semiHidden="0" w:name="HTML Sample"/>
-    <w:lsdException w:unhideWhenUsed="0" w:uiPriority="0" w:semiHidden="0" w:name="HTML Typewriter"/>
-    <w:lsdException w:unhideWhenUsed="0" w:uiPriority="0" w:semiHidden="0" w:name="HTML Variable"/>
-    <w:lsdException w:unhideWhenUsed="0" w:uiPriority="0" w:name="Normal Table"/>
-    <w:lsdException w:unhideWhenUsed="0" w:uiPriority="0" w:semiHidden="0" w:name="annotation subject"/>
-    <w:lsdException w:unhideWhenUsed="0" w:uiPriority="0" w:semiHidden="0" w:name="Table Simple 1"/>
-    <w:lsdException w:unhideWhenUsed="0" w:uiPriority="0" w:semiHidden="0" w:name="Table Simple 2"/>
-    <w:lsdException w:unhideWhenUsed="0" w:uiPriority="0" w:semiHidden="0" w:name="Table Simple 3"/>
-    <w:lsdException w:unhideWhenUsed="0" w:uiPriority="0" w:semiHidden="0" w:name="Table Classic 1"/>
-    <w:lsdException w:unhideWhenUsed="0" w:uiPriority="0" w:semiHidden="0" w:name="Table Classic 2"/>
-    <w:lsdException w:unhideWhenUsed="0" w:uiPriority="0" w:semiHidden="0" w:name="Table Classic 3"/>
-    <w:lsdException w:unhideWhenUsed="0" w:uiPriority="0" w:semiHidden="0" w:name="Table Classic 4"/>
-    <w:lsdException w:unhideWhenUsed="0" w:uiPriority="0" w:semiHidden="0" w:name="Table Colorful 1"/>
-    <w:lsdException w:unhideWhenUsed="0" w:uiPriority="0" w:semiHidden="0" w:name="Table Colorful 2"/>
-    <w:lsdException w:unhideWhenUsed="0" w:uiPriority="0" w:semiHidden="0" w:name="Table Colorful 3"/>
-    <w:lsdException w:unhideWhenUsed="0" w:uiPriority="0" w:semiHidden="0" w:name="Table Columns 1"/>
-    <w:lsdException w:unhideWhenUsed="0" w:uiPriority="0" w:semiHidden="0" w:name="Table Columns 2"/>
-    <w:lsdException w:unhideWhenUsed="0" w:uiPriority="0" w:semiHidden="0" w:name="Table Columns 3"/>
-    <w:lsdException w:unhideWhenUsed="0" w:uiPriority="0" w:semiHidden="0" w:name="Table Columns 4"/>
-    <w:lsdException w:unhideWhenUsed="0" w:uiPriority="0" w:semiHidden="0" w:name="Table Columns 5"/>
-    <w:lsdException w:unhideWhenUsed="0" w:uiPriority="0" w:semiHidden="0" w:name="Table Grid 1"/>
-    <w:lsdException w:unhideWhenUsed="0" w:uiPriority="0" w:semiHidden="0" w:name="Table Grid 2"/>
-    <w:lsdException w:unhideWhenUsed="0" w:uiPriority="0" w:semiHidden="0" w:name="Table Grid 3"/>
-    <w:lsdException w:unhideWhenUsed="0" w:uiPriority="0" w:semiHidden="0" w:name="Table Grid 4"/>
-    <w:lsdException w:unhideWhenUsed="0" w:uiPriority="0" w:semiHidden="0" w:name="Table Grid 5"/>
-    <w:lsdException w:unhideWhenUsed="0" w:uiPriority="0" w:semiHidden="0" w:name="Table Grid 6"/>
-    <w:lsdException w:unhideWhenUsed="0" w:uiPriority="0" w:semiHidden="0" w:name="Table Grid 7"/>
-    <w:lsdException w:unhideWhenUsed="0" w:uiPriority="0" w:semiHidden="0" w:name="Table Grid 8"/>
-    <w:lsdException w:unhideWhenUsed="0" w:uiPriority="0" w:semiHidden="0" w:name="Table List 1"/>
-    <w:lsdException w:unhideWhenUsed="0" w:uiPriority="0" w:semiHidden="0" w:name="Table List 2"/>
-    <w:lsdException w:unhideWhenUsed="0" w:uiPriority="0" w:semiHidden="0" w:name="Table List 3"/>
-    <w:lsdException w:unhideWhenUsed="0" w:uiPriority="0" w:semiHidden="0" w:name="Table List 4"/>
-    <w:lsdException w:unhideWhenUsed="0" w:uiPriority="0" w:semiHidden="0" w:name="Table List 5"/>
-    <w:lsdException w:unhideWhenUsed="0" w:uiPriority="0" w:semiHidden="0" w:name="Table List 6"/>
-    <w:lsdException w:unhideWhenUsed="0" w:uiPriority="0" w:semiHidden="0" w:name="Table List 7"/>
-    <w:lsdException w:unhideWhenUsed="0" w:uiPriority="0" w:semiHidden="0" w:name="Table List 8"/>
-    <w:lsdException w:unhideWhenUsed="0" w:uiPriority="0" w:semiHidden="0" w:name="Table 3D effects 1"/>
-    <w:lsdException w:unhideWhenUsed="0" w:uiPriority="0" w:semiHidden="0" w:name="Table 3D effects 2"/>
-    <w:lsdException w:unhideWhenUsed="0" w:uiPriority="0" w:semiHidden="0" w:name="Table 3D effects 3"/>
-    <w:lsdException w:unhideWhenUsed="0" w:uiPriority="0" w:semiHidden="0" w:name="Table Contemporary"/>
-    <w:lsdException w:unhideWhenUsed="0" w:uiPriority="0" w:semiHidden="0" w:name="Table Elegant"/>
-    <w:lsdException w:unhideWhenUsed="0" w:uiPriority="0" w:semiHidden="0" w:name="Table Professional"/>
-    <w:lsdException w:unhideWhenUsed="0" w:uiPriority="0" w:semiHidden="0" w:name="Table Subtle 1"/>
-    <w:lsdException w:unhideWhenUsed="0" w:uiPriority="0" w:semiHidden="0" w:name="Table Subtle 2"/>
-    <w:lsdException w:unhideWhenUsed="0" w:uiPriority="0" w:semiHidden="0" w:name="Table Web 1"/>
-    <w:lsdException w:unhideWhenUsed="0" w:uiPriority="0" w:semiHidden="0" w:name="Table Web 2"/>
-    <w:lsdException w:unhideWhenUsed="0" w:uiPriority="0" w:semiHidden="0" w:name="Table Web 3"/>
-    <w:lsdException w:unhideWhenUsed="0" w:uiPriority="0" w:semiHidden="0" w:name="Balloon Text"/>
-    <w:lsdException w:unhideWhenUsed="0" w:uiPriority="0" w:semiHidden="0" w:name="Table Grid"/>
-    <w:lsdException w:unhideWhenUsed="0" w:uiPriority="0" w:semiHidden="0" w:name="Table Theme"/>
-    <w:lsdException w:unhideWhenUsed="0" w:uiPriority="60" w:semiHidden="0" w:name="Light Shading"/>
-    <w:lsdException w:unhideWhenUsed="0" w:uiPriority="61" w:semiHidden="0" w:name="Light List"/>
-    <w:lsdException w:unhideWhenUsed="0" w:uiPriority="62" w:semiHidden="0" w:name="Light Grid"/>
-    <w:lsdException w:unhideWhenUsed="0" w:uiPriority="63" w:semiHidden="0" w:name="Medium Shading 1"/>
-    <w:lsdException w:unhideWhenUsed="0" w:uiPriority="64" w:semiHidden="0" w:name="Medium Shading 2"/>
-    <w:lsdException w:unhideWhenUsed="0" w:uiPriority="65" w:semiHidden="0" w:name="Medium List 1"/>
-    <w:lsdException w:unhideWhenUsed="0" w:uiPriority="66" w:semiHidden="0" w:name="Medium List 2"/>
-    <w:lsdException w:unhideWhenUsed="0" w:uiPriority="67" w:semiHidden="0" w:name="Medium Grid 1"/>
-    <w:lsdException w:unhideWhenUsed="0" w:uiPriority="68" w:semiHidden="0" w:name="Medium Grid 2"/>
-    <w:lsdException w:unhideWhenUsed="0" w:uiPriority="69" w:semiHidden="0" w:name="Medium Grid 3"/>
-    <w:lsdException w:unhideWhenUsed="0" w:uiPriority="70" w:semiHidden="0" w:name="Dark List"/>
-    <w:lsdException w:unhideWhenUsed="0" w:uiPriority="71" w:semiHidden="0" w:name="Colorful Shading"/>
-    <w:lsdException w:unhideWhenUsed="0" w:uiPriority="72" w:semiHidden="0" w:name="Colorful List"/>
-    <w:lsdException w:unhideWhenUsed="0" w:uiPriority="73" w:semiHidden="0" w:name="Colorful Grid"/>
-    <w:lsdException w:unhideWhenUsed="0" w:uiPriority="60" w:semiHidden="0" w:name="Light Shading Accent 1"/>
-    <w:lsdException w:unhideWhenUsed="0" w:uiPriority="61" w:semiHidden="0" w:name="Light List Accent 1"/>
-    <w:lsdException w:unhideWhenUsed="0" w:uiPriority="62" w:semiHidden="0" w:name="Light Grid Accent 1"/>
-    <w:lsdException w:unhideWhenUsed="0" w:uiPriority="63" w:semiHidden="0" w:name="Medium Shading 1 Accent 1"/>
-    <w:lsdException w:unhideWhenUsed="0" w:uiPriority="64" w:semiHidden="0" w:name="Medium Shading 2 Accent 1"/>
-    <w:lsdException w:unhideWhenUsed="0" w:uiPriority="65" w:semiHidden="0" w:name="Medium List 1 Accent 1"/>
-    <w:lsdException w:unhideWhenUsed="0" w:uiPriority="66" w:semiHidden="0" w:name="Medium List 2 Accent 1"/>
-    <w:lsdException w:unhideWhenUsed="0" w:uiPriority="67" w:semiHidden="0" w:name="Medium Grid 1 Accent 1"/>
-    <w:lsdException w:unhideWhenUsed="0" w:uiPriority="68" w:semiHidden="0" w:name="Medium Grid 2 Accent 1"/>
-    <w:lsdException w:unhideWhenUsed="0" w:uiPriority="69" w:semiHidden="0" w:name="Medium Grid 3 Accent 1"/>
-    <w:lsdException w:unhideWhenUsed="0" w:uiPriority="70" w:semiHidden="0" w:name="Dark List Accent 1"/>
-    <w:lsdException w:unhideWhenUsed="0" w:uiPriority="71" w:semiHidden="0" w:name="Colorful Shading Accent 1"/>
-    <w:lsdException w:unhideWhenUsed="0" w:uiPriority="72" w:semiHidden="0" w:name="Colorful List Accent 1"/>
-    <w:lsdException w:unhideWhenUsed="0" w:uiPriority="73" w:semiHidden="0" w:name="Colorful Grid Accent 1"/>
-    <w:lsdException w:unhideWhenUsed="0" w:uiPriority="60" w:semiHidden="0" w:name="Light Shading Accent 2"/>
-    <w:lsdException w:unhideWhenUsed="0" w:uiPriority="61" w:semiHidden="0" w:name="Light List Accent 2"/>
-    <w:lsdException w:unhideWhenUsed="0" w:uiPriority="62" w:semiHidden="0" w:name="Light Grid Accent 2"/>
-    <w:lsdException w:unhideWhenUsed="0" w:uiPriority="63" w:semiHidden="0" w:name="Medium Shading 1 Accent 2"/>
-    <w:lsdException w:unhideWhenUsed="0" w:uiPriority="64" w:semiHidden="0" w:name="Medium Shading 2 Accent 2"/>
-    <w:lsdException w:unhideWhenUsed="0" w:uiPriority="65" w:semiHidden="0" w:name="Medium List 1 Accent 2"/>
-    <w:lsdException w:unhideWhenUsed="0" w:uiPriority="66" w:semiHidden="0" w:name="Medium List 2 Accent 2"/>
-    <w:lsdException w:unhideWhenUsed="0" w:uiPriority="67" w:semiHidden="0" w:name="Medium Grid 1 Accent 2"/>
-    <w:lsdException w:unhideWhenUsed="0" w:uiPriority="68" w:semiHidden="0" w:name="Medium Grid 2 Accent 2"/>
-    <w:lsdException w:unhideWhenUsed="0" w:uiPriority="69" w:semiHidden="0" w:name="Medium Grid 3 Accent 2"/>
-    <w:lsdException w:unhideWhenUsed="0" w:uiPriority="70" w:semiHidden="0" w:name="Dark List Accent 2"/>
-    <w:lsdException w:unhideWhenUsed="0" w:uiPriority="71" w:semiHidden="0" w:name="Colorful Shading Accent 2"/>
-    <w:lsdException w:unhideWhenUsed="0" w:uiPriority="72" w:semiHidden="0" w:name="Colorful List Accent 2"/>
-    <w:lsdException w:unhideWhenUsed="0" w:uiPriority="73" w:semiHidden="0" w:name="Colorful Grid Accent 2"/>
-    <w:lsdException w:unhideWhenUsed="0" w:uiPriority="60" w:semiHidden="0" w:name="Light Shading Accent 3"/>
-    <w:lsdException w:unhideWhenUsed="0" w:uiPriority="61" w:semiHidden="0" w:name="Light List Accent 3"/>
-    <w:lsdException w:unhideWhenUsed="0" w:uiPriority="62" w:semiHidden="0" w:name="Light Grid Accent 3"/>
-    <w:lsdException w:unhideWhenUsed="0" w:uiPriority="63" w:semiHidden="0" w:name="Medium Shading 1 Accent 3"/>
-    <w:lsdException w:unhideWhenUsed="0" w:uiPriority="64" w:semiHidden="0" w:name="Medium Shading 2 Accent 3"/>
-    <w:lsdException w:unhideWhenUsed="0" w:uiPriority="65" w:semiHidden="0" w:name="Medium List 1 Accent 3"/>
-    <w:lsdException w:unhideWhenUsed="0" w:uiPriority="66" w:semiHidden="0" w:name="Medium List 2 Accent 3"/>
-    <w:lsdException w:unhideWhenUsed="0" w:uiPriority="67" w:semiHidden="0" w:name="Medium Grid 1 Accent 3"/>
-    <w:lsdException w:unhideWhenUsed="0" w:uiPriority="68" w:semiHidden="0" w:name="Medium Grid 2 Accent 3"/>
-    <w:lsdException w:unhideWhenUsed="0" w:uiPriority="69" w:semiHidden="0" w:name="Medium Grid 3 Accent 3"/>
-    <w:lsdException w:unhideWhenUsed="0" w:uiPriority="70" w:semiHidden="0" w:name="Dark List Accent 3"/>
-    <w:lsdException w:unhideWhenUsed="0" w:uiPriority="71" w:semiHidden="0" w:name="Colorful Shading Accent 3"/>
-    <w:lsdException w:unhideWhenUsed="0" w:uiPriority="72" w:semiHidden="0" w:name="Colorful List Accent 3"/>
-    <w:lsdException w:unhideWhenUsed="0" w:uiPriority="73" w:semiHidden="0" w:name="Colorful Grid Accent 3"/>
-    <w:lsdException w:unhideWhenUsed="0" w:uiPriority="60" w:semiHidden="0" w:name="Light Shading Accent 4"/>
-    <w:lsdException w:unhideWhenUsed="0" w:uiPriority="61" w:semiHidden="0" w:name="Light List Accent 4"/>
-    <w:lsdException w:unhideWhenUsed="0" w:uiPriority="62" w:semiHidden="0" w:name="Light Grid Accent 4"/>
-    <w:lsdException w:unhideWhenUsed="0" w:uiPriority="63" w:semiHidden="0" w:name="Medium Shading 1 Accent 4"/>
-    <w:lsdException w:unhideWhenUsed="0" w:uiPriority="64" w:semiHidden="0" w:name="Medium Shading 2 Accent 4"/>
-    <w:lsdException w:unhideWhenUsed="0" w:uiPriority="65" w:semiHidden="0" w:name="Medium List 1 Accent 4"/>
-    <w:lsdException w:unhideWhenUsed="0" w:uiPriority="66" w:semiHidden="0" w:name="Medium List 2 Accent 4"/>
-    <w:lsdException w:unhideWhenUsed="0" w:uiPriority="67" w:semiHidden="0" w:name="Medium Grid 1 Accent 4"/>
-    <w:lsdException w:unhideWhenUsed="0" w:uiPriority="68" w:semiHidden="0" w:name="Medium Grid 2 Accent 4"/>
-    <w:lsdException w:unhideWhenUsed="0" w:uiPriority="69" w:semiHidden="0" w:name="Medium Grid 3 Accent 4"/>
-    <w:lsdException w:unhideWhenUsed="0" w:uiPriority="70" w:semiHidden="0" w:name="Dark List Accent 4"/>
-    <w:lsdException w:unhideWhenUsed="0" w:uiPriority="71" w:semiHidden="0" w:name="Colorful Shading Accent 4"/>
-    <w:lsdException w:unhideWhenUsed="0" w:uiPriority="72" w:semiHidden="0" w:name="Colorful List Accent 4"/>
-    <w:lsdException w:unhideWhenUsed="0" w:uiPriority="73" w:semiHidden="0" w:name="Colorful Grid Accent 4"/>
-    <w:lsdException w:unhideWhenUsed="0" w:uiPriority="60" w:semiHidden="0" w:name="Light Shading Accent 5"/>
-    <w:lsdException w:unhideWhenUsed="0" w:uiPriority="61" w:semiHidden="0" w:name="Light List Accent 5"/>
-    <w:lsdException w:unhideWhenUsed="0" w:uiPriority="62" w:semiHidden="0" w:name="Light Grid Accent 5"/>
-    <w:lsdException w:unhideWhenUsed="0" w:uiPriority="63" w:semiHidden="0" w:name="Medium Shading 1 Accent 5"/>
-    <w:lsdException w:unhideWhenUsed="0" w:uiPriority="64" w:semiHidden="0" w:name="Medium Shading 2 Accent 5"/>
-    <w:lsdException w:unhideWhenUsed="0" w:uiPriority="65" w:semiHidden="0" w:name="Medium List 1 Accent 5"/>
-    <w:lsdException w:unhideWhenUsed="0" w:uiPriority="66" w:semiHidden="0" w:name="Medium List 2 Accent 5"/>
-    <w:lsdException w:unhideWhenUsed="0" w:uiPriority="67" w:semiHidden="0" w:name="Medium Grid 1 Accent 5"/>
-    <w:lsdException w:unhideWhenUsed="0" w:uiPriority="68" w:semiHidden="0" w:name="Medium Grid 2 Accent 5"/>
-    <w:lsdException w:unhideWhenUsed="0" w:uiPriority="69" w:semiHidden="0" w:name="Medium Grid 3 Accent 5"/>
-    <w:lsdException w:unhideWhenUsed="0" w:uiPriority="70" w:semiHidden="0" w:name="Dark List Accent 5"/>
-    <w:lsdException w:unhideWhenUsed="0" w:uiPriority="71" w:semiHidden="0" w:name="Colorful Shading Accent 5"/>
-    <w:lsdException w:unhideWhenUsed="0" w:uiPriority="72" w:semiHidden="0" w:name="Colorful List Accent 5"/>
-    <w:lsdException w:unhideWhenUsed="0" w:uiPriority="73" w:semiHidden="0" w:name="Colorful Grid Accent 5"/>
-    <w:lsdException w:unhideWhenUsed="0" w:uiPriority="60" w:semiHidden="0" w:name="Light Shading Accent 6"/>
-    <w:lsdException w:unhideWhenUsed="0" w:uiPriority="61" w:semiHidden="0" w:name="Light List Accent 6"/>
-    <w:lsdException w:unhideWhenUsed="0" w:uiPriority="62" w:semiHidden="0" w:name="Light Grid Accent 6"/>
-    <w:lsdException w:unhideWhenUsed="0" w:uiPriority="63" w:semiHidden="0" w:name="Medium Shading 1 Accent 6"/>
-    <w:lsdException w:unhideWhenUsed="0" w:uiPriority="64" w:semiHidden="0" w:name="Medium Shading 2 Accent 6"/>
-    <w:lsdException w:unhideWhenUsed="0" w:uiPriority="65" w:semiHidden="0" w:name="Medium List 1 Accent 6"/>
-    <w:lsdException w:unhideWhenUsed="0" w:uiPriority="66" w:semiHidden="0" w:name="Medium List 2 Accent 6"/>
-    <w:lsdException w:unhideWhenUsed="0" w:uiPriority="67" w:semiHidden="0" w:name="Medium Grid 1 Accent 6"/>
-    <w:lsdException w:unhideWhenUsed="0" w:uiPriority="68" w:semiHidden="0" w:name="Medium Grid 2 Accent 6"/>
-    <w:lsdException w:unhideWhenUsed="0" w:uiPriority="69" w:semiHidden="0" w:name="Medium Grid 3 Accent 6"/>
-    <w:lsdException w:unhideWhenUsed="0" w:uiPriority="70" w:semiHidden="0" w:name="Dark List Accent 6"/>
-    <w:lsdException w:unhideWhenUsed="0" w:uiPriority="71" w:semiHidden="0" w:name="Colorful Shading Accent 6"/>
-    <w:lsdException w:unhideWhenUsed="0" w:uiPriority="72" w:semiHidden="0" w:name="Colorful List Accent 6"/>
-    <w:lsdException w:unhideWhenUsed="0" w:uiPriority="73" w:semiHidden="0" w:name="Colorful Grid Accent 6"/>
+  <w:latentStyles w:defLockedState="0" w:defUIPriority="0" w:defSemiHidden="0" w:defUnhideWhenUsed="0" w:defQFormat="0" w:count="376">
+    <w:lsdException w:name="Normal" w:qFormat="1"/>
+    <w:lsdException w:name="heading 1" w:qFormat="1"/>
+    <w:lsdException w:name="heading 2" w:semiHidden="1" w:unhideWhenUsed="1" w:qFormat="1"/>
+    <w:lsdException w:name="heading 3" w:semiHidden="1" w:unhideWhenUsed="1" w:qFormat="1"/>
+    <w:lsdException w:name="heading 4" w:semiHidden="1" w:unhideWhenUsed="1" w:qFormat="1"/>
+    <w:lsdException w:name="heading 5" w:semiHidden="1" w:unhideWhenUsed="1" w:qFormat="1"/>
+    <w:lsdException w:name="heading 6" w:semiHidden="1" w:unhideWhenUsed="1" w:qFormat="1"/>
+    <w:lsdException w:name="heading 7" w:semiHidden="1" w:unhideWhenUsed="1" w:qFormat="1"/>
+    <w:lsdException w:name="heading 8" w:semiHidden="1" w:unhideWhenUsed="1" w:qFormat="1"/>
+    <w:lsdException w:name="heading 9" w:semiHidden="1" w:unhideWhenUsed="1" w:qFormat="1"/>
+    <w:lsdException w:name="footer" w:uiPriority="99" w:unhideWhenUsed="1" w:qFormat="1"/>
+    <w:lsdException w:name="caption" w:semiHidden="1" w:unhideWhenUsed="1" w:qFormat="1"/>
+    <w:lsdException w:name="Title" w:qFormat="1"/>
+    <w:lsdException w:name="Default Paragraph Font" w:semiHidden="1"/>
+    <w:lsdException w:name="Subtitle" w:qFormat="1"/>
+    <w:lsdException w:name="Strong" w:qFormat="1"/>
+    <w:lsdException w:name="Emphasis" w:qFormat="1"/>
+    <w:lsdException w:name="HTML Top of Form" w:semiHidden="1" w:uiPriority="99" w:unhideWhenUsed="1"/>
+    <w:lsdException w:name="HTML Bottom of Form" w:semiHidden="1" w:uiPriority="99" w:unhideWhenUsed="1"/>
+    <w:lsdException w:name="Normal Table" w:semiHidden="1" w:unhideWhenUsed="1"/>
+    <w:lsdException w:name="No List" w:semiHidden="1" w:uiPriority="99" w:unhideWhenUsed="1"/>
+    <w:lsdException w:name="Outline List 1" w:semiHidden="1" w:uiPriority="99" w:unhideWhenUsed="1"/>
+    <w:lsdException w:name="Outline List 2" w:semiHidden="1" w:uiPriority="99" w:unhideWhenUsed="1"/>
+    <w:lsdException w:name="Outline List 3" w:semiHidden="1" w:uiPriority="99" w:unhideWhenUsed="1"/>
+    <w:lsdException w:name="Table Simple 1" w:semiHidden="1" w:unhideWhenUsed="1"/>
+    <w:lsdException w:name="Table Simple 2" w:semiHidden="1" w:unhideWhenUsed="1"/>
+    <w:lsdException w:name="Table Simple 3" w:semiHidden="1" w:unhideWhenUsed="1"/>
+    <w:lsdException w:name="Table Classic 1" w:semiHidden="1" w:unhideWhenUsed="1"/>
+    <w:lsdException w:name="Table Classic 2" w:semiHidden="1" w:unhideWhenUsed="1"/>
+    <w:lsdException w:name="Table Classic 3" w:semiHidden="1" w:unhideWhenUsed="1"/>
+    <w:lsdException w:name="Table Classic 4" w:semiHidden="1" w:unhideWhenUsed="1"/>
+    <w:lsdException w:name="Table Colorful 1" w:semiHidden="1" w:unhideWhenUsed="1"/>
+    <w:lsdException w:name="Table Colorful 2" w:semiHidden="1" w:unhideWhenUsed="1"/>
+    <w:lsdException w:name="Table Colorful 3" w:semiHidden="1" w:unhideWhenUsed="1"/>
+    <w:lsdException w:name="Table Columns 1" w:semiHidden="1" w:unhideWhenUsed="1"/>
+    <w:lsdException w:name="Table Columns 2" w:semiHidden="1" w:unhideWhenUsed="1"/>
+    <w:lsdException w:name="Table Columns 3" w:semiHidden="1" w:unhideWhenUsed="1"/>
+    <w:lsdException w:name="Table Columns 4" w:semiHidden="1" w:unhideWhenUsed="1"/>
+    <w:lsdException w:name="Table Columns 5" w:semiHidden="1" w:unhideWhenUsed="1"/>
+    <w:lsdException w:name="Table Grid 1" w:semiHidden="1" w:unhideWhenUsed="1"/>
+    <w:lsdException w:name="Table Grid 2" w:semiHidden="1" w:unhideWhenUsed="1"/>
+    <w:lsdException w:name="Table Grid 3" w:semiHidden="1" w:unhideWhenUsed="1"/>
+    <w:lsdException w:name="Table Grid 4" w:semiHidden="1" w:unhideWhenUsed="1"/>
+    <w:lsdException w:name="Table Grid 5" w:semiHidden="1" w:unhideWhenUsed="1"/>
+    <w:lsdException w:name="Table Grid 6" w:semiHidden="1" w:unhideWhenUsed="1"/>
+    <w:lsdException w:name="Table Grid 7" w:semiHidden="1" w:unhideWhenUsed="1"/>
+    <w:lsdException w:name="Table Grid 8" w:semiHidden="1" w:unhideWhenUsed="1"/>
+    <w:lsdException w:name="Table List 1" w:semiHidden="1" w:unhideWhenUsed="1"/>
+    <w:lsdException w:name="Table List 2" w:semiHidden="1" w:unhideWhenUsed="1"/>
+    <w:lsdException w:name="Table List 3" w:semiHidden="1" w:unhideWhenUsed="1"/>
+    <w:lsdException w:name="Table List 4" w:semiHidden="1" w:unhideWhenUsed="1"/>
+    <w:lsdException w:name="Table List 5" w:semiHidden="1" w:unhideWhenUsed="1"/>
+    <w:lsdException w:name="Table List 6" w:semiHidden="1" w:unhideWhenUsed="1"/>
+    <w:lsdException w:name="Table List 7" w:semiHidden="1" w:unhideWhenUsed="1"/>
+    <w:lsdException w:name="Table List 8" w:semiHidden="1" w:unhideWhenUsed="1"/>
+    <w:lsdException w:name="Table 3D effects 1" w:semiHidden="1" w:unhideWhenUsed="1"/>
+    <w:lsdException w:name="Table 3D effects 2" w:semiHidden="1" w:unhideWhenUsed="1"/>
+    <w:lsdException w:name="Table 3D effects 3" w:semiHidden="1" w:unhideWhenUsed="1"/>
+    <w:lsdException w:name="Table Contemporary" w:semiHidden="1" w:unhideWhenUsed="1"/>
+    <w:lsdException w:name="Table Elegant" w:semiHidden="1" w:unhideWhenUsed="1"/>
+    <w:lsdException w:name="Table Professional" w:semiHidden="1" w:unhideWhenUsed="1"/>
+    <w:lsdException w:name="Table Subtle 1" w:semiHidden="1" w:unhideWhenUsed="1"/>
+    <w:lsdException w:name="Table Subtle 2" w:semiHidden="1" w:unhideWhenUsed="1"/>
+    <w:lsdException w:name="Table Web 1" w:semiHidden="1" w:unhideWhenUsed="1"/>
+    <w:lsdException w:name="Table Web 2" w:semiHidden="1" w:unhideWhenUsed="1"/>
+    <w:lsdException w:name="Table Web 3" w:semiHidden="1" w:unhideWhenUsed="1"/>
+    <w:lsdException w:name="Table Theme" w:semiHidden="1" w:unhideWhenUsed="1"/>
+    <w:lsdException w:name="Placeholder Text" w:semiHidden="1" w:uiPriority="99"/>
+    <w:lsdException w:name="No Spacing" w:uiPriority="99"/>
+    <w:lsdException w:name="Light Shading" w:uiPriority="60"/>
+    <w:lsdException w:name="Light List" w:uiPriority="61"/>
+    <w:lsdException w:name="Light Grid" w:uiPriority="62"/>
+    <w:lsdException w:name="Medium Shading 1" w:uiPriority="63"/>
+    <w:lsdException w:name="Medium Shading 2" w:uiPriority="64"/>
+    <w:lsdException w:name="Medium List 1" w:uiPriority="65"/>
+    <w:lsdException w:name="Medium List 2" w:uiPriority="66"/>
+    <w:lsdException w:name="Medium Grid 1" w:uiPriority="67"/>
+    <w:lsdException w:name="Medium Grid 2" w:uiPriority="68"/>
+    <w:lsdException w:name="Medium Grid 3" w:uiPriority="69"/>
+    <w:lsdException w:name="Dark List" w:uiPriority="70"/>
+    <w:lsdException w:name="Colorful Shading" w:uiPriority="71"/>
+    <w:lsdException w:name="Colorful List" w:uiPriority="72"/>
+    <w:lsdException w:name="Colorful Grid" w:uiPriority="73"/>
+    <w:lsdException w:name="Light Shading Accent 1" w:uiPriority="60"/>
+    <w:lsdException w:name="Light List Accent 1" w:uiPriority="61"/>
+    <w:lsdException w:name="Light Grid Accent 1" w:uiPriority="62"/>
+    <w:lsdException w:name="Medium Shading 1 Accent 1" w:uiPriority="63"/>
+    <w:lsdException w:name="Medium Shading 2 Accent 1" w:uiPriority="64"/>
+    <w:lsdException w:name="Medium List 1 Accent 1" w:uiPriority="65"/>
+    <w:lsdException w:name="Revision" w:semiHidden="1" w:uiPriority="99"/>
+    <w:lsdException w:name="List Paragraph" w:uiPriority="99"/>
+    <w:lsdException w:name="Quote" w:uiPriority="99"/>
+    <w:lsdException w:name="Intense Quote" w:uiPriority="99"/>
+    <w:lsdException w:name="Medium List 2 Accent 1" w:uiPriority="66"/>
+    <w:lsdException w:name="Medium Grid 1 Accent 1" w:uiPriority="67"/>
+    <w:lsdException w:name="Medium Grid 2 Accent 1" w:uiPriority="68"/>
+    <w:lsdException w:name="Medium Grid 3 Accent 1" w:uiPriority="69"/>
+    <w:lsdException w:name="Dark List Accent 1" w:uiPriority="70"/>
+    <w:lsdException w:name="Colorful Shading Accent 1" w:uiPriority="71"/>
+    <w:lsdException w:name="Colorful List Accent 1" w:uiPriority="72"/>
+    <w:lsdException w:name="Colorful Grid Accent 1" w:uiPriority="73"/>
+    <w:lsdException w:name="Light Shading Accent 2" w:uiPriority="60"/>
+    <w:lsdException w:name="Light List Accent 2" w:uiPriority="61"/>
+    <w:lsdException w:name="Light Grid Accent 2" w:uiPriority="62"/>
+    <w:lsdException w:name="Medium Shading 1 Accent 2" w:uiPriority="63"/>
+    <w:lsdException w:name="Medium Shading 2 Accent 2" w:uiPriority="64"/>
+    <w:lsdException w:name="Medium List 1 Accent 2" w:uiPriority="65"/>
+    <w:lsdException w:name="Medium List 2 Accent 2" w:uiPriority="66"/>
+    <w:lsdException w:name="Medium Grid 1 Accent 2" w:uiPriority="67"/>
+    <w:lsdException w:name="Medium Grid 2 Accent 2" w:uiPriority="68"/>
+    <w:lsdException w:name="Medium Grid 3 Accent 2" w:uiPriority="69"/>
+    <w:lsdException w:name="Dark List Accent 2" w:uiPriority="70"/>
+    <w:lsdException w:name="Colorful Shading Accent 2" w:uiPriority="71"/>
+    <w:lsdException w:name="Colorful List Accent 2" w:uiPriority="72"/>
+    <w:lsdException w:name="Colorful Grid Accent 2" w:uiPriority="73"/>
+    <w:lsdException w:name="Light Shading Accent 3" w:uiPriority="60"/>
+    <w:lsdException w:name="Light List Accent 3" w:uiPriority="61"/>
+    <w:lsdException w:name="Light Grid Accent 3" w:uiPriority="62"/>
+    <w:lsdException w:name="Medium Shading 1 Accent 3" w:uiPriority="63"/>
+    <w:lsdException w:name="Medium Shading 2 Accent 3" w:uiPriority="64"/>
+    <w:lsdException w:name="Medium List 1 Accent 3" w:uiPriority="65"/>
+    <w:lsdException w:name="Medium List 2 Accent 3" w:uiPriority="66"/>
+    <w:lsdException w:name="Medium Grid 1 Accent 3" w:uiPriority="67"/>
+    <w:lsdException w:name="Medium Grid 2 Accent 3" w:uiPriority="68"/>
+    <w:lsdException w:name="Medium Grid 3 Accent 3" w:uiPriority="69"/>
+    <w:lsdException w:name="Dark List Accent 3" w:uiPriority="70"/>
+    <w:lsdException w:name="Colorful Shading Accent 3" w:uiPriority="71"/>
+    <w:lsdException w:name="Colorful List Accent 3" w:uiPriority="72"/>
+    <w:lsdException w:name="Colorful Grid Accent 3" w:uiPriority="73"/>
+    <w:lsdException w:name="Light Shading Accent 4" w:uiPriority="60"/>
+    <w:lsdException w:name="Light List Accent 4" w:uiPriority="61"/>
+    <w:lsdException w:name="Light Grid Accent 4" w:uiPriority="62"/>
+    <w:lsdException w:name="Medium Shading 1 Accent 4" w:uiPriority="63"/>
+    <w:lsdException w:name="Medium Shading 2 Accent 4" w:uiPriority="64"/>
+    <w:lsdException w:name="Medium List 1 Accent 4" w:uiPriority="65"/>
+    <w:lsdException w:name="Medium List 2 Accent 4" w:uiPriority="66"/>
+    <w:lsdException w:name="Medium Grid 1 Accent 4" w:uiPriority="67"/>
+    <w:lsdException w:name="Medium Grid 2 Accent 4" w:uiPriority="68"/>
+    <w:lsdException w:name="Medium Grid 3 Accent 4" w:uiPriority="69"/>
+    <w:lsdException w:name="Dark List Accent 4" w:uiPriority="70"/>
+    <w:lsdException w:name="Colorful Shading Accent 4" w:uiPriority="71"/>
+    <w:lsdException w:name="Colorful List Accent 4" w:uiPriority="72"/>
+    <w:lsdException w:name="Colorful Grid Accent 4" w:uiPriority="73"/>
+    <w:lsdException w:name="Light Shading Accent 5" w:uiPriority="60"/>
+    <w:lsdException w:name="Light List Accent 5" w:uiPriority="61"/>
+    <w:lsdException w:name="Light Grid Accent 5" w:uiPriority="62"/>
+    <w:lsdException w:name="Medium Shading 1 Accent 5" w:uiPriority="63"/>
+    <w:lsdException w:name="Medium Shading 2 Accent 5" w:uiPriority="64"/>
+    <w:lsdException w:name="Medium List 1 Accent 5" w:uiPriority="65"/>
+    <w:lsdException w:name="Medium List 2 Accent 5" w:uiPriority="66"/>
+    <w:lsdException w:name="Medium Grid 1 Accent 5" w:uiPriority="67"/>
+    <w:lsdException w:name="Medium Grid 2 Accent 5" w:uiPriority="68"/>
+    <w:lsdException w:name="Medium Grid 3 Accent 5" w:uiPriority="69"/>
+    <w:lsdException w:name="Dark List Accent 5" w:uiPriority="70"/>
+    <w:lsdException w:name="Colorful Shading Accent 5" w:uiPriority="71"/>
+    <w:lsdException w:name="Colorful List Accent 5" w:uiPriority="72"/>
+    <w:lsdException w:name="Colorful Grid Accent 5" w:uiPriority="73"/>
+    <w:lsdException w:name="Light Shading Accent 6" w:uiPriority="60"/>
+    <w:lsdException w:name="Light List Accent 6" w:uiPriority="61"/>
+    <w:lsdException w:name="Light Grid Accent 6" w:uiPriority="62"/>
+    <w:lsdException w:name="Medium Shading 1 Accent 6" w:uiPriority="63"/>
+    <w:lsdException w:name="Medium Shading 2 Accent 6" w:uiPriority="64"/>
+    <w:lsdException w:name="Medium List 1 Accent 6" w:uiPriority="65"/>
+    <w:lsdException w:name="Medium List 2 Accent 6" w:uiPriority="66"/>
+    <w:lsdException w:name="Medium Grid 1 Accent 6" w:uiPriority="67"/>
+    <w:lsdException w:name="Medium Grid 2 Accent 6" w:uiPriority="68"/>
+    <w:lsdException w:name="Medium Grid 3 Accent 6" w:uiPriority="69"/>
+    <w:lsdException w:name="Dark List Accent 6" w:uiPriority="70"/>
+    <w:lsdException w:name="Colorful Shading Accent 6" w:uiPriority="71"/>
+    <w:lsdException w:name="Colorful List Accent 6" w:uiPriority="72"/>
+    <w:lsdException w:name="Colorful Grid Accent 6" w:uiPriority="73"/>
+    <w:lsdException w:name="Subtle Emphasis" w:uiPriority="19" w:qFormat="1"/>
+    <w:lsdException w:name="Intense Emphasis" w:uiPriority="21" w:qFormat="1"/>
+    <w:lsdException w:name="Subtle Reference" w:uiPriority="31" w:qFormat="1"/>
+    <w:lsdException w:name="Intense Reference" w:uiPriority="32" w:qFormat="1"/>
+    <w:lsdException w:name="Book Title" w:uiPriority="33" w:qFormat="1"/>
+    <w:lsdException w:name="Bibliography" w:semiHidden="1" w:uiPriority="37" w:unhideWhenUsed="1"/>
+    <w:lsdException w:name="TOC Heading" w:semiHidden="1" w:uiPriority="39" w:unhideWhenUsed="1" w:qFormat="1"/>
+    <w:lsdException w:name="Plain Table 1" w:uiPriority="41"/>
+    <w:lsdException w:name="Plain Table 2" w:uiPriority="42"/>
+    <w:lsdException w:name="Plain Table 3" w:uiPriority="43"/>
+    <w:lsdException w:name="Plain Table 4" w:uiPriority="44"/>
+    <w:lsdException w:name="Plain Table 5" w:uiPriority="45"/>
+    <w:lsdException w:name="Grid Table Light" w:uiPriority="40"/>
+    <w:lsdException w:name="Grid Table 1 Light" w:uiPriority="46"/>
+    <w:lsdException w:name="Grid Table 2" w:uiPriority="47"/>
+    <w:lsdException w:name="Grid Table 3" w:uiPriority="48"/>
+    <w:lsdException w:name="Grid Table 4" w:uiPriority="49"/>
+    <w:lsdException w:name="Grid Table 5 Dark" w:uiPriority="50"/>
+    <w:lsdException w:name="Grid Table 6 Colorful" w:uiPriority="51"/>
+    <w:lsdException w:name="Grid Table 7 Colorful" w:uiPriority="52"/>
+    <w:lsdException w:name="Grid Table 1 Light Accent 1" w:uiPriority="46"/>
+    <w:lsdException w:name="Grid Table 2 Accent 1" w:uiPriority="47"/>
+    <w:lsdException w:name="Grid Table 3 Accent 1" w:uiPriority="48"/>
+    <w:lsdException w:name="Grid Table 4 Accent 1" w:uiPriority="49"/>
+    <w:lsdException w:name="Grid Table 5 Dark Accent 1" w:uiPriority="50"/>
+    <w:lsdException w:name="Grid Table 6 Colorful Accent 1" w:uiPriority="51"/>
+    <w:lsdException w:name="Grid Table 7 Colorful Accent 1" w:uiPriority="52"/>
+    <w:lsdException w:name="Grid Table 1 Light Accent 2" w:uiPriority="46"/>
+    <w:lsdException w:name="Grid Table 2 Accent 2" w:uiPriority="47"/>
+    <w:lsdException w:name="Grid Table 3 Accent 2" w:uiPriority="48"/>
+    <w:lsdException w:name="Grid Table 4 Accent 2" w:uiPriority="49"/>
+    <w:lsdException w:name="Grid Table 5 Dark Accent 2" w:uiPriority="50"/>
+    <w:lsdException w:name="Grid Table 6 Colorful Accent 2" w:uiPriority="51"/>
+    <w:lsdException w:name="Grid Table 7 Colorful Accent 2" w:uiPriority="52"/>
+    <w:lsdException w:name="Grid Table 1 Light Accent 3" w:uiPriority="46"/>
+    <w:lsdException w:name="Grid Table 2 Accent 3" w:uiPriority="47"/>
+    <w:lsdException w:name="Grid Table 3 Accent 3" w:uiPriority="48"/>
+    <w:lsdException w:name="Grid Table 4 Accent 3" w:uiPriority="49"/>
+    <w:lsdException w:name="Grid Table 5 Dark Accent 3" w:uiPriority="50"/>
+    <w:lsdException w:name="Grid Table 6 Colorful Accent 3" w:uiPriority="51"/>
+    <w:lsdException w:name="Grid Table 7 Colorful Accent 3" w:uiPriority="52"/>
+    <w:lsdException w:name="Grid Table 1 Light Accent 4" w:uiPriority="46"/>
+    <w:lsdException w:name="Grid Table 2 Accent 4" w:uiPriority="47"/>
+    <w:lsdException w:name="Grid Table 3 Accent 4" w:uiPriority="48"/>
+    <w:lsdException w:name="Grid Table 4 Accent 4" w:uiPriority="49"/>
+    <w:lsdException w:name="Grid Table 5 Dark Accent 4" w:uiPriority="50"/>
+    <w:lsdException w:name="Grid Table 6 Colorful Accent 4" w:uiPriority="51"/>
+    <w:lsdException w:name="Grid Table 7 Colorful Accent 4" w:uiPriority="52"/>
+    <w:lsdException w:name="Grid Table 1 Light Accent 5" w:uiPriority="46"/>
+    <w:lsdException w:name="Grid Table 2 Accent 5" w:uiPriority="47"/>
+    <w:lsdException w:name="Grid Table 3 Accent 5" w:uiPriority="48"/>
+    <w:lsdException w:name="Grid Table 4 Accent 5" w:uiPriority="49"/>
+    <w:lsdException w:name="Grid Table 5 Dark Accent 5" w:uiPriority="50"/>
+    <w:lsdException w:name="Grid Table 6 Colorful Accent 5" w:uiPriority="51"/>
+    <w:lsdException w:name="Grid Table 7 Colorful Accent 5" w:uiPriority="52"/>
+    <w:lsdException w:name="Grid Table 1 Light Accent 6" w:uiPriority="46"/>
+    <w:lsdException w:name="Grid Table 2 Accent 6" w:uiPriority="47"/>
+    <w:lsdException w:name="Grid Table 3 Accent 6" w:uiPriority="48"/>
+    <w:lsdException w:name="Grid Table 4 Accent 6" w:uiPriority="49"/>
+    <w:lsdException w:name="Grid Table 5 Dark Accent 6" w:uiPriority="50"/>
+    <w:lsdException w:name="Grid Table 6 Colorful Accent 6" w:uiPriority="51"/>
+    <w:lsdException w:name="Grid Table 7 Colorful Accent 6" w:uiPriority="52"/>
+    <w:lsdException w:name="List Table 1 Light" w:uiPriority="46"/>
+    <w:lsdException w:name="List Table 2" w:uiPriority="47"/>
+    <w:lsdException w:name="List Table 3" w:uiPriority="48"/>
+    <w:lsdException w:name="List Table 4" w:uiPriority="49"/>
+    <w:lsdException w:name="List Table 5 Dark" w:uiPriority="50"/>
+    <w:lsdException w:name="List Table 6 Colorful" w:uiPriority="51"/>
+    <w:lsdException w:name="List Table 7 Colorful" w:uiPriority="52"/>
+    <w:lsdException w:name="List Table 1 Light Accent 1" w:uiPriority="46"/>
+    <w:lsdException w:name="List Table 2 Accent 1" w:uiPriority="47"/>
+    <w:lsdException w:name="List Table 3 Accent 1" w:uiPriority="48"/>
+    <w:lsdException w:name="List Table 4 Accent 1" w:uiPriority="49"/>
+    <w:lsdException w:name="List Table 5 Dark Accent 1" w:uiPriority="50"/>
+    <w:lsdException w:name="List Table 6 Colorful Accent 1" w:uiPriority="51"/>
+    <w:lsdException w:name="List Table 7 Colorful Accent 1" w:uiPriority="52"/>
+    <w:lsdException w:name="List Table 1 Light Accent 2" w:uiPriority="46"/>
+    <w:lsdException w:name="List Table 2 Accent 2" w:uiPriority="47"/>
+    <w:lsdException w:name="List Table 3 Accent 2" w:uiPriority="48"/>
+    <w:lsdException w:name="List Table 4 Accent 2" w:uiPriority="49"/>
+    <w:lsdException w:name="List Table 5 Dark Accent 2" w:uiPriority="50"/>
+    <w:lsdException w:name="List Table 6 Colorful Accent 2" w:uiPriority="51"/>
+    <w:lsdException w:name="List Table 7 Colorful Accent 2" w:uiPriority="52"/>
+    <w:lsdException w:name="List Table 1 Light Accent 3" w:uiPriority="46"/>
+    <w:lsdException w:name="List Table 2 Accent 3" w:uiPriority="47"/>
+    <w:lsdException w:name="List Table 3 Accent 3" w:uiPriority="48"/>
+    <w:lsdException w:name="List Table 4 Accent 3" w:uiPriority="49"/>
+    <w:lsdException w:name="List Table 5 Dark Accent 3" w:uiPriority="50"/>
+    <w:lsdException w:name="List Table 6 Colorful Accent 3" w:uiPriority="51"/>
+    <w:lsdException w:name="List Table 7 Colorful Accent 3" w:uiPriority="52"/>
+    <w:lsdException w:name="List Table 1 Light Accent 4" w:uiPriority="46"/>
+    <w:lsdException w:name="List Table 2 Accent 4" w:uiPriority="47"/>
+    <w:lsdException w:name="List Table 3 Accent 4" w:uiPriority="48"/>
+    <w:lsdException w:name="List Table 4 Accent 4" w:uiPriority="49"/>
+    <w:lsdException w:name="List Table 5 Dark Accent 4" w:uiPriority="50"/>
+    <w:lsdException w:name="List Table 6 Colorful Accent 4" w:uiPriority="51"/>
+    <w:lsdException w:name="List Table 7 Colorful Accent 4" w:uiPriority="52"/>
+    <w:lsdException w:name="List Table 1 Light Accent 5" w:uiPriority="46"/>
+    <w:lsdException w:name="List Table 2 Accent 5" w:uiPriority="47"/>
+    <w:lsdException w:name="List Table 3 Accent 5" w:uiPriority="48"/>
+    <w:lsdException w:name="List Table 4 Accent 5" w:uiPriority="49"/>
+    <w:lsdException w:name="List Table 5 Dark Accent 5" w:uiPriority="50"/>
+    <w:lsdException w:name="List Table 6 Colorful Accent 5" w:uiPriority="51"/>
+    <w:lsdException w:name="List Table 7 Colorful Accent 5" w:uiPriority="52"/>
+    <w:lsdException w:name="List Table 1 Light Accent 6" w:uiPriority="46"/>
+    <w:lsdException w:name="List Table 2 Accent 6" w:uiPriority="47"/>
+    <w:lsdException w:name="List Table 3 Accent 6" w:uiPriority="48"/>
+    <w:lsdException w:name="List Table 4 Accent 6" w:uiPriority="49"/>
+    <w:lsdException w:name="List Table 5 Dark Accent 6" w:uiPriority="50"/>
+    <w:lsdException w:name="List Table 6 Colorful Accent 6" w:uiPriority="51"/>
+    <w:lsdException w:name="List Table 7 Colorful Accent 6" w:uiPriority="52"/>
+    <w:lsdException w:name="Mention" w:semiHidden="1" w:uiPriority="99" w:unhideWhenUsed="1"/>
+    <w:lsdException w:name="Smart Hyperlink" w:semiHidden="1" w:uiPriority="99" w:unhideWhenUsed="1"/>
+    <w:lsdException w:name="Hashtag" w:semiHidden="1" w:uiPriority="99" w:unhideWhenUsed="1"/>
+    <w:lsdException w:name="Unresolved Mention" w:semiHidden="1" w:uiPriority="99" w:unhideWhenUsed="1"/>
+    <w:lsdException w:name="Smart Link" w:semiHidden="1" w:uiPriority="99" w:unhideWhenUsed="1"/>
   </w:latentStyles>
-  <w:style w:type="paragraph" w:default="1" w:styleId="1">
+  <w:style w:type="paragraph" w:default="1" w:styleId="a">
     <w:name w:val="Normal"/>
     <w:qFormat/>
-    <w:uiPriority w:val="0"/>
     <w:rPr>
-      <w:rFonts w:asciiTheme="minorHAnsi" w:hAnsiTheme="minorHAnsi" w:eastAsiaTheme="minorEastAsia" w:cstheme="minorBidi"/>
-      <w:lang w:val="en-US" w:eastAsia="zh-CN" w:bidi="ar-SA"/>
+      <w:rFonts w:asciiTheme="minorHAnsi" w:eastAsiaTheme="minorEastAsia" w:hAnsiTheme="minorHAnsi" w:cstheme="minorBidi"/>
+      <w:lang w:val="en-US" w:eastAsia="zh-CN"/>
     </w:rPr>
   </w:style>
-  <w:style w:type="character" w:default="1" w:styleId="2">
+  <w:style w:type="character" w:default="1" w:styleId="a0">
     <w:name w:val="Default Paragraph Font"/>
+    <w:uiPriority w:val="1"/>
     <w:semiHidden/>
-    <w:uiPriority w:val="0"/>
+    <w:unhideWhenUsed/>
   </w:style>
-  <w:style w:type="table" w:default="1" w:styleId="3">
+  <w:style w:type="table" w:default="1" w:styleId="a1">
     <w:name w:val="Normal Table"/>
+    <w:uiPriority w:val="99"/>
     <w:semiHidden/>
-    <w:uiPriority w:val="0"/>
+    <w:unhideWhenUsed/>
     <w:tblPr>
+      <w:tblInd w:w="0" w:type="dxa"/>
       <w:tblCellMar>
         <w:top w:w="0" w:type="dxa"/>
         <w:left w:w="108" w:type="dxa"/>
@@ -1212,12 +2529,18 @@
       </w:tblCellMar>
     </w:tblPr>
   </w:style>
-  <w:style w:type="paragraph" w:styleId="4">
+  <w:style w:type="numbering" w:default="1" w:styleId="a2">
+    <w:name w:val="No List"/>
+    <w:uiPriority w:val="99"/>
+    <w:semiHidden/>
+    <w:unhideWhenUsed/>
+  </w:style>
+  <w:style w:type="paragraph" w:styleId="a3">
     <w:name w:val="footer"/>
-    <w:basedOn w:val="1"/>
+    <w:basedOn w:val="a"/>
+    <w:uiPriority w:val="99"/>
     <w:unhideWhenUsed/>
     <w:qFormat/>
-    <w:uiPriority w:val="99"/>
     <w:pPr>
       <w:tabs>
         <w:tab w:val="center" w:pos="4153"/>
@@ -1485,5 +2808,6 @@
     </a:fmtScheme>
   </a:themeElements>
   <a:objectDefaults/>
+  <a:extraClrSchemeLst/>
 </a:theme>
 </file>